--- a/docs/dd.mm.aaa_Balance_Barbaros.docx
+++ b/docs/dd.mm.aaa_Balance_Barbaros.docx
@@ -16,21 +16,14 @@
           <w:sz w:val="36"/>
           <w:szCs w:val="36"/>
         </w:rPr>
-        <w:t>PRIMER</w:t>
+        <w:t>SEGUNDO</w:t>
       </w:r>
       <w:r>
         <w:rPr>
           <w:sz w:val="36"/>
           <w:szCs w:val="36"/>
         </w:rPr>
-        <w:t xml:space="preserve"> TRIMESTRE 202</w:t>
-      </w:r>
-      <w:r>
-        <w:rPr>
-          <w:sz w:val="36"/>
-          <w:szCs w:val="36"/>
-        </w:rPr>
-        <w:t>6</w:t>
+        <w:t xml:space="preserve"> TRIMESTRE 2026</w:t>
       </w:r>
     </w:p>
     <w:p>
@@ -55,7 +48,7 @@
           <w:sz w:val="26"/>
           <w:szCs w:val="26"/>
         </w:rPr>
-        <w:t>Enero</w:t>
+        <w:t>Abril</w:t>
       </w:r>
       <w:proofErr w:type="gramEnd"/>
       <w:r>
@@ -71,7 +64,7 @@
           <w:sz w:val="26"/>
           <w:szCs w:val="26"/>
         </w:rPr>
-        <w:t>Marzo</w:t>
+        <w:t>Junio</w:t>
       </w:r>
       <w:proofErr w:type="gramEnd"/>
       <w:r>
@@ -135,7 +128,7 @@
           <w:sz w:val="28"/>
           <w:szCs w:val="28"/>
         </w:rPr>
-        <w:t>primer</w:t>
+        <w:t>segundo</w:t>
       </w:r>
       <w:r>
         <w:rPr>
@@ -203,7 +196,7 @@
           <w:sz w:val="28"/>
           <w:szCs w:val="28"/>
         </w:rPr>
-        <w:t>cuarto</w:t>
+        <w:t>primer</w:t>
       </w:r>
       <w:r>
         <w:rPr>
@@ -212,7 +205,7 @@
           <w:sz w:val="28"/>
           <w:szCs w:val="28"/>
         </w:rPr>
-        <w:t xml:space="preserve"> trimestre 202</w:t>
+        <w:t xml:space="preserve"> trimestre </w:t>
       </w:r>
       <w:r>
         <w:rPr>
@@ -221,12 +214,21 @@
           <w:sz w:val="28"/>
           <w:szCs w:val="28"/>
         </w:rPr>
-        <w:t>5</w:t>
-      </w:r>
-    </w:p>
-    <w:p>
-      <w:pPr>
-        <w:ind w:left="-567" w:right="-801"/>
+        <w:t>2026</w:t>
+      </w:r>
+      <w:r>
+        <w:rPr>
+          <w:b/>
+          <w:bCs/>
+          <w:sz w:val="28"/>
+          <w:szCs w:val="28"/>
+        </w:rPr>
+        <w:t>.</w:t>
+      </w:r>
+    </w:p>
+    <w:p>
+      <w:pPr>
+        <w:ind w:left="-567" w:right="-801" w:firstLine="360"/>
         <w:rPr>
           <w:b/>
           <w:bCs/>
@@ -247,23 +249,7 @@
           <w:bCs/>
           <w:highlight w:val="yellow"/>
         </w:rPr>
-        <w:t>126</w:t>
-      </w:r>
-      <w:r>
-        <w:rPr>
-          <w:b/>
-          <w:bCs/>
-          <w:highlight w:val="yellow"/>
-        </w:rPr>
-        <w:t>.</w:t>
-      </w:r>
-      <w:r>
-        <w:rPr>
-          <w:b/>
-          <w:bCs/>
-          <w:highlight w:val="yellow"/>
-        </w:rPr>
-        <w:t>139</w:t>
+        <w:t>449.475</w:t>
       </w:r>
     </w:p>
     <w:p>
@@ -308,16 +294,26 @@
         </w:rPr>
         <w:t>Ingresos y gastos</w:t>
       </w:r>
-    </w:p>
-    <w:p>
-      <w:pPr>
-        <w:ind w:left="-567" w:right="-801" w:firstLine="360"/>
-        <w:rPr>
-          <w:b/>
-          <w:bCs/>
+      <w:r>
+        <w:rPr>
+          <w:b/>
+          <w:bCs/>
+          <w:color w:val="000000"/>
           <w:sz w:val="28"/>
           <w:szCs w:val="28"/>
         </w:rPr>
+        <w:t>.</w:t>
+      </w:r>
+    </w:p>
+    <w:p>
+      <w:pPr>
+        <w:ind w:left="-567" w:right="-801" w:firstLine="360"/>
+        <w:rPr>
+          <w:b/>
+          <w:bCs/>
+          <w:sz w:val="28"/>
+          <w:szCs w:val="28"/>
+        </w:rPr>
       </w:pPr>
     </w:p>
     <w:p>
@@ -360,10 +356,10 @@
           <w:szCs w:val="28"/>
         </w:rPr>
         <w:drawing>
-          <wp:inline distT="0" distB="0" distL="0" distR="0" wp14:anchorId="38F82B13" wp14:editId="40B83BEC">
-            <wp:extent cx="2470785" cy="2460161"/>
-            <wp:effectExtent l="0" t="0" r="5715" b="3810"/>
-            <wp:docPr id="1967686099" name="Imagen 1"/>
+          <wp:inline distT="0" distB="0" distL="0" distR="0" wp14:anchorId="62965716" wp14:editId="1A5E953D">
+            <wp:extent cx="2412459" cy="2303273"/>
+            <wp:effectExtent l="0" t="0" r="635" b="0"/>
+            <wp:docPr id="456966029" name="Imagen 1"/>
             <wp:cNvGraphicFramePr>
               <a:graphicFrameLocks xmlns:a="http://schemas.openxmlformats.org/drawingml/2006/main" noChangeAspect="1"/>
             </wp:cNvGraphicFramePr>
@@ -371,7 +367,7 @@
               <a:graphicData uri="http://schemas.openxmlformats.org/drawingml/2006/picture">
                 <pic:pic xmlns:pic="http://schemas.openxmlformats.org/drawingml/2006/picture">
                   <pic:nvPicPr>
-                    <pic:cNvPr id="1967686099" name=""/>
+                    <pic:cNvPr id="456966029" name=""/>
                     <pic:cNvPicPr/>
                   </pic:nvPicPr>
                   <pic:blipFill>
@@ -383,7 +379,7 @@
                   <pic:spPr>
                     <a:xfrm>
                       <a:off x="0" y="0"/>
-                      <a:ext cx="2506573" cy="2495795"/>
+                      <a:ext cx="2412459" cy="2303273"/>
                     </a:xfrm>
                     <a:prstGeom prst="rect">
                       <a:avLst/>
@@ -448,10 +444,10 @@
           <w:szCs w:val="28"/>
         </w:rPr>
         <w:drawing>
-          <wp:inline distT="0" distB="0" distL="0" distR="0" wp14:anchorId="04F212A2" wp14:editId="3B9D402F">
-            <wp:extent cx="2470825" cy="2051752"/>
-            <wp:effectExtent l="0" t="0" r="5715" b="5715"/>
-            <wp:docPr id="389451242" name="Imagen 1"/>
+          <wp:inline distT="0" distB="0" distL="0" distR="0" wp14:anchorId="0812D87A" wp14:editId="15AFA4E7">
+            <wp:extent cx="2381696" cy="1896894"/>
+            <wp:effectExtent l="0" t="0" r="6350" b="0"/>
+            <wp:docPr id="406377695" name="Imagen 1"/>
             <wp:cNvGraphicFramePr>
               <a:graphicFrameLocks xmlns:a="http://schemas.openxmlformats.org/drawingml/2006/main" noChangeAspect="1"/>
             </wp:cNvGraphicFramePr>
@@ -459,7 +455,7 @@
               <a:graphicData uri="http://schemas.openxmlformats.org/drawingml/2006/picture">
                 <pic:pic xmlns:pic="http://schemas.openxmlformats.org/drawingml/2006/picture">
                   <pic:nvPicPr>
-                    <pic:cNvPr id="389451242" name=""/>
+                    <pic:cNvPr id="406377695" name=""/>
                     <pic:cNvPicPr/>
                   </pic:nvPicPr>
                   <pic:blipFill>
@@ -471,7 +467,7 @@
                   <pic:spPr>
                     <a:xfrm>
                       <a:off x="0" y="0"/>
-                      <a:ext cx="2522535" cy="2094691"/>
+                      <a:ext cx="2431976" cy="1936940"/>
                     </a:xfrm>
                     <a:prstGeom prst="rect">
                       <a:avLst/>
@@ -543,7 +539,16 @@
           <w:color w:val="000000" w:themeColor="text1"/>
           <w:highlight w:val="yellow"/>
         </w:rPr>
-        <w:t xml:space="preserve"> 2026</w:t>
+        <w:t xml:space="preserve"> </w:t>
+      </w:r>
+      <w:r>
+        <w:rPr>
+          <w:b/>
+          <w:bCs/>
+          <w:color w:val="000000" w:themeColor="text1"/>
+          <w:highlight w:val="yellow"/>
+        </w:rPr>
+        <w:t>2026</w:t>
       </w:r>
       <w:r>
         <w:rPr>
@@ -562,7 +567,7 @@
           <w:highlight w:val="yellow"/>
           <w:shd w:val="clear" w:color="auto" w:fill="CC0000"/>
         </w:rPr>
-        <w:t>449.475</w:t>
+        <w:t>124.520</w:t>
       </w:r>
     </w:p>
     <w:p>
@@ -581,6 +586,25 @@
         <w:rPr>
           <w:b/>
           <w:bCs/>
+        </w:rPr>
+      </w:pPr>
+    </w:p>
+    <w:p>
+      <w:pPr>
+        <w:pBdr>
+          <w:top w:val="nil"/>
+          <w:left w:val="nil"/>
+          <w:bottom w:val="nil"/>
+          <w:right w:val="nil"/>
+          <w:between w:val="nil"/>
+        </w:pBdr>
+        <w:ind w:left="-207" w:right="-801"/>
+        <w:rPr>
+          <w:b/>
+          <w:bCs/>
+          <w:color w:val="000000"/>
+          <w:sz w:val="28"/>
+          <w:szCs w:val="28"/>
         </w:rPr>
       </w:pPr>
     </w:p>
@@ -616,6 +640,16 @@
         </w:rPr>
         <w:t>Deudas impagas</w:t>
       </w:r>
+      <w:r>
+        <w:rPr>
+          <w:b/>
+          <w:bCs/>
+          <w:color w:val="000000"/>
+          <w:sz w:val="28"/>
+          <w:szCs w:val="28"/>
+        </w:rPr>
+        <w:t>.</w:t>
+      </w:r>
     </w:p>
     <w:p>
       <w:pPr>
@@ -630,21 +664,11 @@
         <w:rPr>
           <w:b/>
           <w:bCs/>
-          <w:color w:val="E06666"/>
-          <w:sz w:val="22"/>
-          <w:szCs w:val="22"/>
-        </w:rPr>
-      </w:pPr>
-      <w:r>
-        <w:rPr>
-          <w:b/>
-          <w:bCs/>
-          <w:color w:val="E06666"/>
-          <w:sz w:val="22"/>
-          <w:szCs w:val="22"/>
-        </w:rPr>
-        <w:t>Si bien las deudas están separadas, recordar que solo es una deuda de cara al club.</w:t>
-      </w:r>
+          <w:color w:val="000000"/>
+          <w:sz w:val="28"/>
+          <w:szCs w:val="28"/>
+        </w:rPr>
+      </w:pPr>
     </w:p>
     <w:p>
       <w:pPr>
@@ -675,6 +699,2100 @@
         <w:t>Deudas generales:</w:t>
       </w:r>
     </w:p>
+    <w:tbl>
+      <w:tblPr>
+        <w:tblW w:w="4715" w:type="dxa"/>
+        <w:tblCellMar>
+          <w:left w:w="0" w:type="dxa"/>
+          <w:right w:w="0" w:type="dxa"/>
+        </w:tblCellMar>
+        <w:tblLook w:val="04A0" w:firstRow="1" w:lastRow="0" w:firstColumn="1" w:lastColumn="0" w:noHBand="0" w:noVBand="1"/>
+      </w:tblPr>
+      <w:tblGrid>
+        <w:gridCol w:w="1026"/>
+        <w:gridCol w:w="704"/>
+        <w:gridCol w:w="2985"/>
+      </w:tblGrid>
+      <w:tr>
+        <w:trPr>
+          <w:trHeight w:val="315"/>
+        </w:trPr>
+        <w:tc>
+          <w:tcPr>
+            <w:tcW w:w="0" w:type="auto"/>
+            <w:tcBorders>
+              <w:top w:val="single" w:sz="6" w:space="0" w:color="CCCCCC"/>
+              <w:left w:val="single" w:sz="6" w:space="0" w:color="CCCCCC"/>
+              <w:bottom w:val="single" w:sz="6" w:space="0" w:color="CCCCCC"/>
+              <w:right w:val="single" w:sz="6" w:space="0" w:color="CCCCCC"/>
+            </w:tcBorders>
+            <w:tcMar>
+              <w:top w:w="0" w:type="dxa"/>
+              <w:left w:w="45" w:type="dxa"/>
+              <w:bottom w:w="0" w:type="dxa"/>
+              <w:right w:w="45" w:type="dxa"/>
+            </w:tcMar>
+            <w:vAlign w:val="bottom"/>
+            <w:hideMark/>
+          </w:tcPr>
+          <w:p>
+            <w:pPr>
+              <w:rPr>
+                <w:rFonts w:ascii="Calibri" w:eastAsia="Times New Roman" w:hAnsi="Calibri" w:cs="Calibri"/>
+                <w:sz w:val="22"/>
+                <w:szCs w:val="22"/>
+                <w:lang w:val="es-CL"/>
+              </w:rPr>
+            </w:pPr>
+            <w:r>
+              <w:rPr>
+                <w:rFonts w:ascii="Calibri" w:eastAsia="Times New Roman" w:hAnsi="Calibri" w:cs="Calibri"/>
+                <w:sz w:val="22"/>
+                <w:szCs w:val="22"/>
+                <w:lang w:val="es-CL"/>
+              </w:rPr>
+              <w:t>Seba</w:t>
+            </w:r>
+          </w:p>
+        </w:tc>
+        <w:tc>
+          <w:tcPr>
+            <w:tcW w:w="0" w:type="auto"/>
+            <w:tcBorders>
+              <w:top w:val="single" w:sz="6" w:space="0" w:color="CCCCCC"/>
+              <w:left w:val="single" w:sz="6" w:space="0" w:color="CCCCCC"/>
+              <w:bottom w:val="single" w:sz="6" w:space="0" w:color="CCCCCC"/>
+              <w:right w:val="single" w:sz="6" w:space="0" w:color="CCCCCC"/>
+            </w:tcBorders>
+            <w:tcMar>
+              <w:top w:w="0" w:type="dxa"/>
+              <w:left w:w="45" w:type="dxa"/>
+              <w:bottom w:w="0" w:type="dxa"/>
+              <w:right w:w="45" w:type="dxa"/>
+            </w:tcMar>
+            <w:vAlign w:val="bottom"/>
+            <w:hideMark/>
+          </w:tcPr>
+          <w:p>
+            <w:pPr>
+              <w:jc w:val="right"/>
+              <w:rPr>
+                <w:rFonts w:ascii="Calibri" w:eastAsia="Times New Roman" w:hAnsi="Calibri" w:cs="Calibri"/>
+                <w:sz w:val="22"/>
+                <w:szCs w:val="22"/>
+                <w:lang w:val="es-CL"/>
+              </w:rPr>
+            </w:pPr>
+            <w:r>
+              <w:rPr>
+                <w:rFonts w:ascii="Calibri" w:eastAsia="Times New Roman" w:hAnsi="Calibri" w:cs="Calibri"/>
+                <w:sz w:val="22"/>
+                <w:szCs w:val="22"/>
+                <w:lang w:val="es-CL"/>
+              </w:rPr>
+              <w:t>14.500</w:t>
+            </w:r>
+          </w:p>
+        </w:tc>
+        <w:tc>
+          <w:tcPr>
+            <w:tcW w:w="0" w:type="auto"/>
+            <w:tcBorders>
+              <w:top w:val="single" w:sz="6" w:space="0" w:color="CCCCCC"/>
+              <w:left w:val="single" w:sz="6" w:space="0" w:color="CCCCCC"/>
+              <w:bottom w:val="single" w:sz="6" w:space="0" w:color="CCCCCC"/>
+              <w:right w:val="single" w:sz="6" w:space="0" w:color="CCCCCC"/>
+            </w:tcBorders>
+            <w:tcMar>
+              <w:top w:w="0" w:type="dxa"/>
+              <w:left w:w="45" w:type="dxa"/>
+              <w:bottom w:w="0" w:type="dxa"/>
+              <w:right w:w="45" w:type="dxa"/>
+            </w:tcMar>
+            <w:vAlign w:val="bottom"/>
+            <w:hideMark/>
+          </w:tcPr>
+          <w:p>
+            <w:pPr>
+              <w:rPr>
+                <w:rFonts w:ascii="Calibri" w:eastAsia="Times New Roman" w:hAnsi="Calibri" w:cs="Calibri"/>
+                <w:sz w:val="22"/>
+                <w:szCs w:val="22"/>
+                <w:lang w:val="es-CL"/>
+              </w:rPr>
+            </w:pPr>
+            <w:r>
+              <w:rPr>
+                <w:rFonts w:ascii="Calibri" w:eastAsia="Times New Roman" w:hAnsi="Calibri" w:cs="Calibri"/>
+                <w:sz w:val="22"/>
+                <w:szCs w:val="22"/>
+                <w:lang w:val="es-CL"/>
+              </w:rPr>
+              <w:t xml:space="preserve">cancha x1 chela x12 </w:t>
+            </w:r>
+          </w:p>
+        </w:tc>
+      </w:tr>
+      <w:tr>
+        <w:trPr>
+          <w:trHeight w:val="315"/>
+        </w:trPr>
+        <w:tc>
+          <w:tcPr>
+            <w:tcW w:w="0" w:type="auto"/>
+            <w:tcBorders>
+              <w:top w:val="single" w:sz="6" w:space="0" w:color="CCCCCC"/>
+              <w:left w:val="single" w:sz="6" w:space="0" w:color="CCCCCC"/>
+              <w:bottom w:val="single" w:sz="6" w:space="0" w:color="CCCCCC"/>
+              <w:right w:val="single" w:sz="6" w:space="0" w:color="CCCCCC"/>
+            </w:tcBorders>
+            <w:tcMar>
+              <w:top w:w="0" w:type="dxa"/>
+              <w:left w:w="45" w:type="dxa"/>
+              <w:bottom w:w="0" w:type="dxa"/>
+              <w:right w:w="45" w:type="dxa"/>
+            </w:tcMar>
+            <w:vAlign w:val="bottom"/>
+            <w:hideMark/>
+          </w:tcPr>
+          <w:p>
+            <w:pPr>
+              <w:rPr>
+                <w:rFonts w:ascii="Calibri" w:eastAsia="Times New Roman" w:hAnsi="Calibri" w:cs="Calibri"/>
+                <w:sz w:val="22"/>
+                <w:szCs w:val="22"/>
+                <w:lang w:val="es-CL"/>
+              </w:rPr>
+            </w:pPr>
+            <w:r>
+              <w:rPr>
+                <w:rFonts w:ascii="Calibri" w:eastAsia="Times New Roman" w:hAnsi="Calibri" w:cs="Calibri"/>
+                <w:sz w:val="22"/>
+                <w:szCs w:val="22"/>
+                <w:lang w:val="es-CL"/>
+              </w:rPr>
+              <w:t>Mati</w:t>
+            </w:r>
+          </w:p>
+        </w:tc>
+        <w:tc>
+          <w:tcPr>
+            <w:tcW w:w="0" w:type="auto"/>
+            <w:tcBorders>
+              <w:top w:val="single" w:sz="6" w:space="0" w:color="CCCCCC"/>
+              <w:left w:val="single" w:sz="6" w:space="0" w:color="CCCCCC"/>
+              <w:bottom w:val="single" w:sz="6" w:space="0" w:color="CCCCCC"/>
+              <w:right w:val="single" w:sz="6" w:space="0" w:color="CCCCCC"/>
+            </w:tcBorders>
+            <w:tcMar>
+              <w:top w:w="0" w:type="dxa"/>
+              <w:left w:w="45" w:type="dxa"/>
+              <w:bottom w:w="0" w:type="dxa"/>
+              <w:right w:w="45" w:type="dxa"/>
+            </w:tcMar>
+            <w:vAlign w:val="bottom"/>
+            <w:hideMark/>
+          </w:tcPr>
+          <w:p>
+            <w:pPr>
+              <w:jc w:val="right"/>
+              <w:rPr>
+                <w:rFonts w:ascii="Calibri" w:eastAsia="Times New Roman" w:hAnsi="Calibri" w:cs="Calibri"/>
+                <w:sz w:val="22"/>
+                <w:szCs w:val="22"/>
+                <w:lang w:val="es-CL"/>
+              </w:rPr>
+            </w:pPr>
+            <w:r>
+              <w:rPr>
+                <w:rFonts w:ascii="Calibri" w:eastAsia="Times New Roman" w:hAnsi="Calibri" w:cs="Calibri"/>
+                <w:sz w:val="22"/>
+                <w:szCs w:val="22"/>
+                <w:lang w:val="es-CL"/>
+              </w:rPr>
+              <w:t>2.500</w:t>
+            </w:r>
+          </w:p>
+        </w:tc>
+        <w:tc>
+          <w:tcPr>
+            <w:tcW w:w="0" w:type="auto"/>
+            <w:tcBorders>
+              <w:top w:val="single" w:sz="6" w:space="0" w:color="CCCCCC"/>
+              <w:left w:val="single" w:sz="6" w:space="0" w:color="CCCCCC"/>
+              <w:bottom w:val="single" w:sz="6" w:space="0" w:color="CCCCCC"/>
+              <w:right w:val="single" w:sz="6" w:space="0" w:color="CCCCCC"/>
+            </w:tcBorders>
+            <w:tcMar>
+              <w:top w:w="0" w:type="dxa"/>
+              <w:left w:w="45" w:type="dxa"/>
+              <w:bottom w:w="0" w:type="dxa"/>
+              <w:right w:w="45" w:type="dxa"/>
+            </w:tcMar>
+            <w:vAlign w:val="bottom"/>
+            <w:hideMark/>
+          </w:tcPr>
+          <w:p>
+            <w:pPr>
+              <w:rPr>
+                <w:rFonts w:ascii="Calibri" w:eastAsia="Times New Roman" w:hAnsi="Calibri" w:cs="Calibri"/>
+                <w:sz w:val="22"/>
+                <w:szCs w:val="22"/>
+                <w:lang w:val="es-CL"/>
+              </w:rPr>
+            </w:pPr>
+            <w:r>
+              <w:rPr>
+                <w:rFonts w:ascii="Calibri" w:eastAsia="Times New Roman" w:hAnsi="Calibri" w:cs="Calibri"/>
+                <w:sz w:val="22"/>
+                <w:szCs w:val="22"/>
+                <w:lang w:val="es-CL"/>
+              </w:rPr>
+              <w:t xml:space="preserve">asado x1 </w:t>
+            </w:r>
+          </w:p>
+        </w:tc>
+      </w:tr>
+      <w:tr>
+        <w:trPr>
+          <w:trHeight w:val="315"/>
+        </w:trPr>
+        <w:tc>
+          <w:tcPr>
+            <w:tcW w:w="0" w:type="auto"/>
+            <w:tcBorders>
+              <w:top w:val="single" w:sz="6" w:space="0" w:color="CCCCCC"/>
+              <w:left w:val="single" w:sz="6" w:space="0" w:color="CCCCCC"/>
+              <w:bottom w:val="single" w:sz="6" w:space="0" w:color="CCCCCC"/>
+              <w:right w:val="single" w:sz="6" w:space="0" w:color="CCCCCC"/>
+            </w:tcBorders>
+            <w:tcMar>
+              <w:top w:w="0" w:type="dxa"/>
+              <w:left w:w="45" w:type="dxa"/>
+              <w:bottom w:w="0" w:type="dxa"/>
+              <w:right w:w="45" w:type="dxa"/>
+            </w:tcMar>
+            <w:vAlign w:val="bottom"/>
+            <w:hideMark/>
+          </w:tcPr>
+          <w:p>
+            <w:pPr>
+              <w:rPr>
+                <w:rFonts w:ascii="Calibri" w:eastAsia="Times New Roman" w:hAnsi="Calibri" w:cs="Calibri"/>
+                <w:sz w:val="22"/>
+                <w:szCs w:val="22"/>
+                <w:lang w:val="es-CL"/>
+              </w:rPr>
+            </w:pPr>
+            <w:r>
+              <w:rPr>
+                <w:rFonts w:ascii="Calibri" w:eastAsia="Times New Roman" w:hAnsi="Calibri" w:cs="Calibri"/>
+                <w:sz w:val="22"/>
+                <w:szCs w:val="22"/>
+                <w:lang w:val="es-CL"/>
+              </w:rPr>
+              <w:t>Esteban</w:t>
+            </w:r>
+          </w:p>
+        </w:tc>
+        <w:tc>
+          <w:tcPr>
+            <w:tcW w:w="0" w:type="auto"/>
+            <w:tcBorders>
+              <w:top w:val="single" w:sz="6" w:space="0" w:color="CCCCCC"/>
+              <w:left w:val="single" w:sz="6" w:space="0" w:color="CCCCCC"/>
+              <w:bottom w:val="single" w:sz="6" w:space="0" w:color="CCCCCC"/>
+              <w:right w:val="single" w:sz="6" w:space="0" w:color="CCCCCC"/>
+            </w:tcBorders>
+            <w:tcMar>
+              <w:top w:w="0" w:type="dxa"/>
+              <w:left w:w="45" w:type="dxa"/>
+              <w:bottom w:w="0" w:type="dxa"/>
+              <w:right w:w="45" w:type="dxa"/>
+            </w:tcMar>
+            <w:vAlign w:val="bottom"/>
+            <w:hideMark/>
+          </w:tcPr>
+          <w:p>
+            <w:pPr>
+              <w:jc w:val="right"/>
+              <w:rPr>
+                <w:rFonts w:ascii="Calibri" w:eastAsia="Times New Roman" w:hAnsi="Calibri" w:cs="Calibri"/>
+                <w:sz w:val="22"/>
+                <w:szCs w:val="22"/>
+                <w:lang w:val="es-CL"/>
+              </w:rPr>
+            </w:pPr>
+            <w:r>
+              <w:rPr>
+                <w:rFonts w:ascii="Calibri" w:eastAsia="Times New Roman" w:hAnsi="Calibri" w:cs="Calibri"/>
+                <w:sz w:val="22"/>
+                <w:szCs w:val="22"/>
+                <w:lang w:val="es-CL"/>
+              </w:rPr>
+              <w:t>14.000</w:t>
+            </w:r>
+          </w:p>
+        </w:tc>
+        <w:tc>
+          <w:tcPr>
+            <w:tcW w:w="0" w:type="auto"/>
+            <w:tcBorders>
+              <w:top w:val="single" w:sz="6" w:space="0" w:color="CCCCCC"/>
+              <w:left w:val="single" w:sz="6" w:space="0" w:color="CCCCCC"/>
+              <w:bottom w:val="single" w:sz="6" w:space="0" w:color="CCCCCC"/>
+              <w:right w:val="single" w:sz="6" w:space="0" w:color="CCCCCC"/>
+            </w:tcBorders>
+            <w:tcMar>
+              <w:top w:w="0" w:type="dxa"/>
+              <w:left w:w="45" w:type="dxa"/>
+              <w:bottom w:w="0" w:type="dxa"/>
+              <w:right w:w="45" w:type="dxa"/>
+            </w:tcMar>
+            <w:vAlign w:val="bottom"/>
+            <w:hideMark/>
+          </w:tcPr>
+          <w:p>
+            <w:pPr>
+              <w:rPr>
+                <w:rFonts w:ascii="Calibri" w:eastAsia="Times New Roman" w:hAnsi="Calibri" w:cs="Calibri"/>
+                <w:sz w:val="22"/>
+                <w:szCs w:val="22"/>
+                <w:lang w:val="es-CL"/>
+              </w:rPr>
+            </w:pPr>
+            <w:r>
+              <w:rPr>
+                <w:rFonts w:ascii="Calibri" w:eastAsia="Times New Roman" w:hAnsi="Calibri" w:cs="Calibri"/>
+                <w:sz w:val="22"/>
+                <w:szCs w:val="22"/>
+                <w:lang w:val="es-CL"/>
+              </w:rPr>
+              <w:t>cancha x1 asado x1 campeonato</w:t>
+            </w:r>
+          </w:p>
+        </w:tc>
+      </w:tr>
+      <w:tr>
+        <w:trPr>
+          <w:trHeight w:val="315"/>
+        </w:trPr>
+        <w:tc>
+          <w:tcPr>
+            <w:tcW w:w="0" w:type="auto"/>
+            <w:tcBorders>
+              <w:top w:val="single" w:sz="6" w:space="0" w:color="CCCCCC"/>
+              <w:left w:val="single" w:sz="6" w:space="0" w:color="CCCCCC"/>
+              <w:bottom w:val="single" w:sz="6" w:space="0" w:color="CCCCCC"/>
+              <w:right w:val="single" w:sz="6" w:space="0" w:color="CCCCCC"/>
+            </w:tcBorders>
+            <w:tcMar>
+              <w:top w:w="0" w:type="dxa"/>
+              <w:left w:w="45" w:type="dxa"/>
+              <w:bottom w:w="0" w:type="dxa"/>
+              <w:right w:w="45" w:type="dxa"/>
+            </w:tcMar>
+            <w:vAlign w:val="bottom"/>
+            <w:hideMark/>
+          </w:tcPr>
+          <w:p>
+            <w:pPr>
+              <w:rPr>
+                <w:rFonts w:ascii="Calibri" w:eastAsia="Times New Roman" w:hAnsi="Calibri" w:cs="Calibri"/>
+                <w:sz w:val="22"/>
+                <w:szCs w:val="22"/>
+                <w:lang w:val="es-CL"/>
+              </w:rPr>
+            </w:pPr>
+            <w:r>
+              <w:rPr>
+                <w:rFonts w:ascii="Calibri" w:eastAsia="Times New Roman" w:hAnsi="Calibri" w:cs="Calibri"/>
+                <w:sz w:val="22"/>
+                <w:szCs w:val="22"/>
+                <w:lang w:val="es-CL"/>
+              </w:rPr>
+              <w:t>Nico Barra</w:t>
+            </w:r>
+          </w:p>
+        </w:tc>
+        <w:tc>
+          <w:tcPr>
+            <w:tcW w:w="0" w:type="auto"/>
+            <w:tcBorders>
+              <w:top w:val="single" w:sz="6" w:space="0" w:color="CCCCCC"/>
+              <w:left w:val="single" w:sz="6" w:space="0" w:color="CCCCCC"/>
+              <w:bottom w:val="single" w:sz="6" w:space="0" w:color="CCCCCC"/>
+              <w:right w:val="single" w:sz="6" w:space="0" w:color="CCCCCC"/>
+            </w:tcBorders>
+            <w:tcMar>
+              <w:top w:w="0" w:type="dxa"/>
+              <w:left w:w="45" w:type="dxa"/>
+              <w:bottom w:w="0" w:type="dxa"/>
+              <w:right w:w="45" w:type="dxa"/>
+            </w:tcMar>
+            <w:vAlign w:val="bottom"/>
+            <w:hideMark/>
+          </w:tcPr>
+          <w:p>
+            <w:pPr>
+              <w:jc w:val="right"/>
+              <w:rPr>
+                <w:rFonts w:ascii="Calibri" w:eastAsia="Times New Roman" w:hAnsi="Calibri" w:cs="Calibri"/>
+                <w:sz w:val="22"/>
+                <w:szCs w:val="22"/>
+                <w:lang w:val="es-CL"/>
+              </w:rPr>
+            </w:pPr>
+            <w:r>
+              <w:rPr>
+                <w:rFonts w:ascii="Calibri" w:eastAsia="Times New Roman" w:hAnsi="Calibri" w:cs="Calibri"/>
+                <w:sz w:val="22"/>
+                <w:szCs w:val="22"/>
+                <w:lang w:val="es-CL"/>
+              </w:rPr>
+              <w:t>25.000</w:t>
+            </w:r>
+          </w:p>
+        </w:tc>
+        <w:tc>
+          <w:tcPr>
+            <w:tcW w:w="0" w:type="auto"/>
+            <w:tcBorders>
+              <w:top w:val="single" w:sz="6" w:space="0" w:color="CCCCCC"/>
+              <w:left w:val="single" w:sz="6" w:space="0" w:color="CCCCCC"/>
+              <w:bottom w:val="single" w:sz="6" w:space="0" w:color="CCCCCC"/>
+              <w:right w:val="single" w:sz="6" w:space="0" w:color="CCCCCC"/>
+            </w:tcBorders>
+            <w:tcMar>
+              <w:top w:w="0" w:type="dxa"/>
+              <w:left w:w="45" w:type="dxa"/>
+              <w:bottom w:w="0" w:type="dxa"/>
+              <w:right w:w="45" w:type="dxa"/>
+            </w:tcMar>
+            <w:vAlign w:val="bottom"/>
+            <w:hideMark/>
+          </w:tcPr>
+          <w:p>
+            <w:pPr>
+              <w:rPr>
+                <w:rFonts w:ascii="Calibri" w:eastAsia="Times New Roman" w:hAnsi="Calibri" w:cs="Calibri"/>
+                <w:sz w:val="22"/>
+                <w:szCs w:val="22"/>
+                <w:lang w:val="es-CL"/>
+              </w:rPr>
+            </w:pPr>
+            <w:r>
+              <w:rPr>
+                <w:rFonts w:ascii="Calibri" w:eastAsia="Times New Roman" w:hAnsi="Calibri" w:cs="Calibri"/>
+                <w:sz w:val="22"/>
+                <w:szCs w:val="22"/>
+                <w:lang w:val="es-CL"/>
+              </w:rPr>
+              <w:t>asado x1 campeonato</w:t>
+            </w:r>
+          </w:p>
+        </w:tc>
+      </w:tr>
+      <w:tr>
+        <w:trPr>
+          <w:trHeight w:val="315"/>
+        </w:trPr>
+        <w:tc>
+          <w:tcPr>
+            <w:tcW w:w="0" w:type="auto"/>
+            <w:tcBorders>
+              <w:top w:val="single" w:sz="6" w:space="0" w:color="CCCCCC"/>
+              <w:left w:val="single" w:sz="6" w:space="0" w:color="CCCCCC"/>
+              <w:bottom w:val="single" w:sz="6" w:space="0" w:color="CCCCCC"/>
+              <w:right w:val="single" w:sz="6" w:space="0" w:color="CCCCCC"/>
+            </w:tcBorders>
+            <w:tcMar>
+              <w:top w:w="0" w:type="dxa"/>
+              <w:left w:w="45" w:type="dxa"/>
+              <w:bottom w:w="0" w:type="dxa"/>
+              <w:right w:w="45" w:type="dxa"/>
+            </w:tcMar>
+            <w:vAlign w:val="bottom"/>
+            <w:hideMark/>
+          </w:tcPr>
+          <w:p>
+            <w:pPr>
+              <w:rPr>
+                <w:rFonts w:ascii="Calibri" w:eastAsia="Times New Roman" w:hAnsi="Calibri" w:cs="Calibri"/>
+                <w:sz w:val="22"/>
+                <w:szCs w:val="22"/>
+                <w:lang w:val="es-CL"/>
+              </w:rPr>
+            </w:pPr>
+            <w:r>
+              <w:rPr>
+                <w:rFonts w:ascii="Calibri" w:eastAsia="Times New Roman" w:hAnsi="Calibri" w:cs="Calibri"/>
+                <w:sz w:val="22"/>
+                <w:szCs w:val="22"/>
+                <w:lang w:val="es-CL"/>
+              </w:rPr>
+              <w:t>Kako</w:t>
+            </w:r>
+          </w:p>
+        </w:tc>
+        <w:tc>
+          <w:tcPr>
+            <w:tcW w:w="0" w:type="auto"/>
+            <w:tcBorders>
+              <w:top w:val="single" w:sz="6" w:space="0" w:color="CCCCCC"/>
+              <w:left w:val="single" w:sz="6" w:space="0" w:color="CCCCCC"/>
+              <w:bottom w:val="single" w:sz="6" w:space="0" w:color="CCCCCC"/>
+              <w:right w:val="single" w:sz="6" w:space="0" w:color="CCCCCC"/>
+            </w:tcBorders>
+            <w:tcMar>
+              <w:top w:w="0" w:type="dxa"/>
+              <w:left w:w="45" w:type="dxa"/>
+              <w:bottom w:w="0" w:type="dxa"/>
+              <w:right w:w="45" w:type="dxa"/>
+            </w:tcMar>
+            <w:vAlign w:val="bottom"/>
+            <w:hideMark/>
+          </w:tcPr>
+          <w:p>
+            <w:pPr>
+              <w:jc w:val="right"/>
+              <w:rPr>
+                <w:rFonts w:ascii="Calibri" w:eastAsia="Times New Roman" w:hAnsi="Calibri" w:cs="Calibri"/>
+                <w:sz w:val="22"/>
+                <w:szCs w:val="22"/>
+                <w:lang w:val="es-CL"/>
+              </w:rPr>
+            </w:pPr>
+            <w:r>
+              <w:rPr>
+                <w:rFonts w:ascii="Calibri" w:eastAsia="Times New Roman" w:hAnsi="Calibri" w:cs="Calibri"/>
+                <w:sz w:val="22"/>
+                <w:szCs w:val="22"/>
+                <w:lang w:val="es-CL"/>
+              </w:rPr>
+              <w:t>20.000</w:t>
+            </w:r>
+          </w:p>
+        </w:tc>
+        <w:tc>
+          <w:tcPr>
+            <w:tcW w:w="0" w:type="auto"/>
+            <w:tcBorders>
+              <w:top w:val="single" w:sz="6" w:space="0" w:color="CCCCCC"/>
+              <w:left w:val="single" w:sz="6" w:space="0" w:color="CCCCCC"/>
+              <w:bottom w:val="single" w:sz="6" w:space="0" w:color="CCCCCC"/>
+              <w:right w:val="single" w:sz="6" w:space="0" w:color="CCCCCC"/>
+            </w:tcBorders>
+            <w:tcMar>
+              <w:top w:w="0" w:type="dxa"/>
+              <w:left w:w="45" w:type="dxa"/>
+              <w:bottom w:w="0" w:type="dxa"/>
+              <w:right w:w="45" w:type="dxa"/>
+            </w:tcMar>
+            <w:vAlign w:val="bottom"/>
+            <w:hideMark/>
+          </w:tcPr>
+          <w:p>
+            <w:pPr>
+              <w:rPr>
+                <w:rFonts w:ascii="Calibri" w:eastAsia="Times New Roman" w:hAnsi="Calibri" w:cs="Calibri"/>
+                <w:sz w:val="22"/>
+                <w:szCs w:val="22"/>
+                <w:lang w:val="es-CL"/>
+              </w:rPr>
+            </w:pPr>
+            <w:r>
+              <w:rPr>
+                <w:rFonts w:ascii="Calibri" w:eastAsia="Times New Roman" w:hAnsi="Calibri" w:cs="Calibri"/>
+                <w:sz w:val="22"/>
+                <w:szCs w:val="22"/>
+                <w:lang w:val="es-CL"/>
+              </w:rPr>
+              <w:t>campeonato</w:t>
+            </w:r>
+          </w:p>
+        </w:tc>
+      </w:tr>
+      <w:tr>
+        <w:trPr>
+          <w:trHeight w:val="315"/>
+        </w:trPr>
+        <w:tc>
+          <w:tcPr>
+            <w:tcW w:w="0" w:type="auto"/>
+            <w:tcBorders>
+              <w:top w:val="single" w:sz="6" w:space="0" w:color="CCCCCC"/>
+              <w:left w:val="single" w:sz="6" w:space="0" w:color="CCCCCC"/>
+              <w:bottom w:val="single" w:sz="6" w:space="0" w:color="CCCCCC"/>
+              <w:right w:val="single" w:sz="6" w:space="0" w:color="CCCCCC"/>
+            </w:tcBorders>
+            <w:tcMar>
+              <w:top w:w="0" w:type="dxa"/>
+              <w:left w:w="45" w:type="dxa"/>
+              <w:bottom w:w="0" w:type="dxa"/>
+              <w:right w:w="45" w:type="dxa"/>
+            </w:tcMar>
+            <w:vAlign w:val="bottom"/>
+            <w:hideMark/>
+          </w:tcPr>
+          <w:p>
+            <w:pPr>
+              <w:rPr>
+                <w:rFonts w:ascii="Calibri" w:eastAsia="Times New Roman" w:hAnsi="Calibri" w:cs="Calibri"/>
+                <w:sz w:val="22"/>
+                <w:szCs w:val="22"/>
+                <w:lang w:val="es-CL"/>
+              </w:rPr>
+            </w:pPr>
+            <w:r>
+              <w:rPr>
+                <w:rFonts w:ascii="Calibri" w:eastAsia="Times New Roman" w:hAnsi="Calibri" w:cs="Calibri"/>
+                <w:sz w:val="22"/>
+                <w:szCs w:val="22"/>
+                <w:lang w:val="es-CL"/>
+              </w:rPr>
+              <w:t>Darik</w:t>
+            </w:r>
+          </w:p>
+        </w:tc>
+        <w:tc>
+          <w:tcPr>
+            <w:tcW w:w="0" w:type="auto"/>
+            <w:tcBorders>
+              <w:top w:val="single" w:sz="6" w:space="0" w:color="CCCCCC"/>
+              <w:left w:val="single" w:sz="6" w:space="0" w:color="CCCCCC"/>
+              <w:bottom w:val="single" w:sz="6" w:space="0" w:color="CCCCCC"/>
+              <w:right w:val="single" w:sz="6" w:space="0" w:color="CCCCCC"/>
+            </w:tcBorders>
+            <w:tcMar>
+              <w:top w:w="0" w:type="dxa"/>
+              <w:left w:w="45" w:type="dxa"/>
+              <w:bottom w:w="0" w:type="dxa"/>
+              <w:right w:w="45" w:type="dxa"/>
+            </w:tcMar>
+            <w:vAlign w:val="bottom"/>
+            <w:hideMark/>
+          </w:tcPr>
+          <w:p>
+            <w:pPr>
+              <w:jc w:val="right"/>
+              <w:rPr>
+                <w:rFonts w:ascii="Calibri" w:eastAsia="Times New Roman" w:hAnsi="Calibri" w:cs="Calibri"/>
+                <w:sz w:val="22"/>
+                <w:szCs w:val="22"/>
+                <w:lang w:val="es-CL"/>
+              </w:rPr>
+            </w:pPr>
+            <w:r>
+              <w:rPr>
+                <w:rFonts w:ascii="Calibri" w:eastAsia="Times New Roman" w:hAnsi="Calibri" w:cs="Calibri"/>
+                <w:sz w:val="22"/>
+                <w:szCs w:val="22"/>
+                <w:lang w:val="es-CL"/>
+              </w:rPr>
+              <w:t>6.000</w:t>
+            </w:r>
+          </w:p>
+        </w:tc>
+        <w:tc>
+          <w:tcPr>
+            <w:tcW w:w="0" w:type="auto"/>
+            <w:tcBorders>
+              <w:top w:val="single" w:sz="6" w:space="0" w:color="CCCCCC"/>
+              <w:left w:val="single" w:sz="6" w:space="0" w:color="CCCCCC"/>
+              <w:bottom w:val="single" w:sz="6" w:space="0" w:color="CCCCCC"/>
+              <w:right w:val="single" w:sz="6" w:space="0" w:color="CCCCCC"/>
+            </w:tcBorders>
+            <w:tcMar>
+              <w:top w:w="0" w:type="dxa"/>
+              <w:left w:w="45" w:type="dxa"/>
+              <w:bottom w:w="0" w:type="dxa"/>
+              <w:right w:w="45" w:type="dxa"/>
+            </w:tcMar>
+            <w:vAlign w:val="bottom"/>
+            <w:hideMark/>
+          </w:tcPr>
+          <w:p>
+            <w:pPr>
+              <w:rPr>
+                <w:rFonts w:ascii="Calibri" w:eastAsia="Times New Roman" w:hAnsi="Calibri" w:cs="Calibri"/>
+                <w:sz w:val="22"/>
+                <w:szCs w:val="22"/>
+                <w:lang w:val="es-CL"/>
+              </w:rPr>
+            </w:pPr>
+            <w:r>
+              <w:rPr>
+                <w:rFonts w:ascii="Calibri" w:eastAsia="Times New Roman" w:hAnsi="Calibri" w:cs="Calibri"/>
+                <w:sz w:val="22"/>
+                <w:szCs w:val="22"/>
+                <w:lang w:val="es-CL"/>
+              </w:rPr>
+              <w:t xml:space="preserve">Camp x2 </w:t>
+            </w:r>
+          </w:p>
+        </w:tc>
+      </w:tr>
+      <w:tr>
+        <w:trPr>
+          <w:trHeight w:val="315"/>
+        </w:trPr>
+        <w:tc>
+          <w:tcPr>
+            <w:tcW w:w="0" w:type="auto"/>
+            <w:tcBorders>
+              <w:top w:val="single" w:sz="6" w:space="0" w:color="CCCCCC"/>
+              <w:left w:val="single" w:sz="6" w:space="0" w:color="CCCCCC"/>
+              <w:bottom w:val="single" w:sz="6" w:space="0" w:color="CCCCCC"/>
+              <w:right w:val="single" w:sz="6" w:space="0" w:color="CCCCCC"/>
+            </w:tcBorders>
+            <w:tcMar>
+              <w:top w:w="0" w:type="dxa"/>
+              <w:left w:w="45" w:type="dxa"/>
+              <w:bottom w:w="0" w:type="dxa"/>
+              <w:right w:w="45" w:type="dxa"/>
+            </w:tcMar>
+            <w:vAlign w:val="bottom"/>
+            <w:hideMark/>
+          </w:tcPr>
+          <w:p>
+            <w:pPr>
+              <w:rPr>
+                <w:rFonts w:ascii="Calibri" w:eastAsia="Times New Roman" w:hAnsi="Calibri" w:cs="Calibri"/>
+                <w:sz w:val="22"/>
+                <w:szCs w:val="22"/>
+                <w:lang w:val="es-CL"/>
+              </w:rPr>
+            </w:pPr>
+            <w:r>
+              <w:rPr>
+                <w:rFonts w:ascii="Calibri" w:eastAsia="Times New Roman" w:hAnsi="Calibri" w:cs="Calibri"/>
+                <w:sz w:val="22"/>
+                <w:szCs w:val="22"/>
+                <w:lang w:val="es-CL"/>
+              </w:rPr>
+              <w:t>Daril</w:t>
+            </w:r>
+          </w:p>
+        </w:tc>
+        <w:tc>
+          <w:tcPr>
+            <w:tcW w:w="0" w:type="auto"/>
+            <w:tcBorders>
+              <w:top w:val="single" w:sz="6" w:space="0" w:color="CCCCCC"/>
+              <w:left w:val="single" w:sz="6" w:space="0" w:color="CCCCCC"/>
+              <w:bottom w:val="single" w:sz="6" w:space="0" w:color="CCCCCC"/>
+              <w:right w:val="single" w:sz="6" w:space="0" w:color="CCCCCC"/>
+            </w:tcBorders>
+            <w:tcMar>
+              <w:top w:w="0" w:type="dxa"/>
+              <w:left w:w="45" w:type="dxa"/>
+              <w:bottom w:w="0" w:type="dxa"/>
+              <w:right w:w="45" w:type="dxa"/>
+            </w:tcMar>
+            <w:vAlign w:val="bottom"/>
+            <w:hideMark/>
+          </w:tcPr>
+          <w:p>
+            <w:pPr>
+              <w:jc w:val="right"/>
+              <w:rPr>
+                <w:rFonts w:ascii="Calibri" w:eastAsia="Times New Roman" w:hAnsi="Calibri" w:cs="Calibri"/>
+                <w:sz w:val="22"/>
+                <w:szCs w:val="22"/>
+                <w:lang w:val="es-CL"/>
+              </w:rPr>
+            </w:pPr>
+            <w:r>
+              <w:rPr>
+                <w:rFonts w:ascii="Calibri" w:eastAsia="Times New Roman" w:hAnsi="Calibri" w:cs="Calibri"/>
+                <w:sz w:val="22"/>
+                <w:szCs w:val="22"/>
+                <w:lang w:val="es-CL"/>
+              </w:rPr>
+              <w:t>12.000</w:t>
+            </w:r>
+          </w:p>
+        </w:tc>
+        <w:tc>
+          <w:tcPr>
+            <w:tcW w:w="0" w:type="auto"/>
+            <w:tcBorders>
+              <w:top w:val="single" w:sz="6" w:space="0" w:color="CCCCCC"/>
+              <w:left w:val="single" w:sz="6" w:space="0" w:color="CCCCCC"/>
+              <w:bottom w:val="single" w:sz="6" w:space="0" w:color="CCCCCC"/>
+              <w:right w:val="single" w:sz="6" w:space="0" w:color="CCCCCC"/>
+            </w:tcBorders>
+            <w:tcMar>
+              <w:top w:w="0" w:type="dxa"/>
+              <w:left w:w="45" w:type="dxa"/>
+              <w:bottom w:w="0" w:type="dxa"/>
+              <w:right w:w="45" w:type="dxa"/>
+            </w:tcMar>
+            <w:vAlign w:val="bottom"/>
+            <w:hideMark/>
+          </w:tcPr>
+          <w:p>
+            <w:pPr>
+              <w:rPr>
+                <w:rFonts w:ascii="Calibri" w:eastAsia="Times New Roman" w:hAnsi="Calibri" w:cs="Calibri"/>
+                <w:sz w:val="22"/>
+                <w:szCs w:val="22"/>
+                <w:lang w:val="es-CL"/>
+              </w:rPr>
+            </w:pPr>
+            <w:r>
+              <w:rPr>
+                <w:rFonts w:ascii="Calibri" w:eastAsia="Times New Roman" w:hAnsi="Calibri" w:cs="Calibri"/>
+                <w:sz w:val="22"/>
+                <w:szCs w:val="22"/>
+                <w:lang w:val="es-CL"/>
+              </w:rPr>
+              <w:t xml:space="preserve">Camp x4 </w:t>
+            </w:r>
+          </w:p>
+        </w:tc>
+      </w:tr>
+      <w:tr>
+        <w:trPr>
+          <w:trHeight w:val="315"/>
+        </w:trPr>
+        <w:tc>
+          <w:tcPr>
+            <w:tcW w:w="0" w:type="auto"/>
+            <w:tcBorders>
+              <w:top w:val="single" w:sz="6" w:space="0" w:color="CCCCCC"/>
+              <w:left w:val="single" w:sz="6" w:space="0" w:color="CCCCCC"/>
+              <w:bottom w:val="single" w:sz="6" w:space="0" w:color="CCCCCC"/>
+              <w:right w:val="single" w:sz="6" w:space="0" w:color="CCCCCC"/>
+            </w:tcBorders>
+            <w:tcMar>
+              <w:top w:w="0" w:type="dxa"/>
+              <w:left w:w="45" w:type="dxa"/>
+              <w:bottom w:w="0" w:type="dxa"/>
+              <w:right w:w="45" w:type="dxa"/>
+            </w:tcMar>
+            <w:vAlign w:val="bottom"/>
+            <w:hideMark/>
+          </w:tcPr>
+          <w:p>
+            <w:pPr>
+              <w:rPr>
+                <w:rFonts w:ascii="Calibri" w:eastAsia="Times New Roman" w:hAnsi="Calibri" w:cs="Calibri"/>
+                <w:sz w:val="22"/>
+                <w:szCs w:val="22"/>
+                <w:lang w:val="es-CL"/>
+              </w:rPr>
+            </w:pPr>
+            <w:r>
+              <w:rPr>
+                <w:rFonts w:ascii="Calibri" w:eastAsia="Times New Roman" w:hAnsi="Calibri" w:cs="Calibri"/>
+                <w:sz w:val="22"/>
+                <w:szCs w:val="22"/>
+                <w:lang w:val="es-CL"/>
+              </w:rPr>
+              <w:t>Mauricio</w:t>
+            </w:r>
+          </w:p>
+        </w:tc>
+        <w:tc>
+          <w:tcPr>
+            <w:tcW w:w="0" w:type="auto"/>
+            <w:tcBorders>
+              <w:top w:val="single" w:sz="6" w:space="0" w:color="CCCCCC"/>
+              <w:left w:val="single" w:sz="6" w:space="0" w:color="CCCCCC"/>
+              <w:bottom w:val="single" w:sz="6" w:space="0" w:color="CCCCCC"/>
+              <w:right w:val="single" w:sz="6" w:space="0" w:color="CCCCCC"/>
+            </w:tcBorders>
+            <w:tcMar>
+              <w:top w:w="0" w:type="dxa"/>
+              <w:left w:w="45" w:type="dxa"/>
+              <w:bottom w:w="0" w:type="dxa"/>
+              <w:right w:w="45" w:type="dxa"/>
+            </w:tcMar>
+            <w:vAlign w:val="bottom"/>
+            <w:hideMark/>
+          </w:tcPr>
+          <w:p>
+            <w:pPr>
+              <w:jc w:val="right"/>
+              <w:rPr>
+                <w:rFonts w:ascii="Calibri" w:eastAsia="Times New Roman" w:hAnsi="Calibri" w:cs="Calibri"/>
+                <w:sz w:val="22"/>
+                <w:szCs w:val="22"/>
+                <w:lang w:val="es-CL"/>
+              </w:rPr>
+            </w:pPr>
+            <w:r>
+              <w:rPr>
+                <w:rFonts w:ascii="Calibri" w:eastAsia="Times New Roman" w:hAnsi="Calibri" w:cs="Calibri"/>
+                <w:sz w:val="22"/>
+                <w:szCs w:val="22"/>
+                <w:lang w:val="es-CL"/>
+              </w:rPr>
+              <w:t>3.000</w:t>
+            </w:r>
+          </w:p>
+        </w:tc>
+        <w:tc>
+          <w:tcPr>
+            <w:tcW w:w="0" w:type="auto"/>
+            <w:tcBorders>
+              <w:top w:val="single" w:sz="6" w:space="0" w:color="CCCCCC"/>
+              <w:left w:val="single" w:sz="6" w:space="0" w:color="CCCCCC"/>
+              <w:bottom w:val="single" w:sz="6" w:space="0" w:color="CCCCCC"/>
+              <w:right w:val="single" w:sz="6" w:space="0" w:color="CCCCCC"/>
+            </w:tcBorders>
+            <w:tcMar>
+              <w:top w:w="0" w:type="dxa"/>
+              <w:left w:w="45" w:type="dxa"/>
+              <w:bottom w:w="0" w:type="dxa"/>
+              <w:right w:w="45" w:type="dxa"/>
+            </w:tcMar>
+            <w:vAlign w:val="bottom"/>
+            <w:hideMark/>
+          </w:tcPr>
+          <w:p>
+            <w:pPr>
+              <w:rPr>
+                <w:rFonts w:ascii="Calibri" w:eastAsia="Times New Roman" w:hAnsi="Calibri" w:cs="Calibri"/>
+                <w:sz w:val="22"/>
+                <w:szCs w:val="22"/>
+                <w:lang w:val="es-CL"/>
+              </w:rPr>
+            </w:pPr>
+            <w:r>
+              <w:rPr>
+                <w:rFonts w:ascii="Calibri" w:eastAsia="Times New Roman" w:hAnsi="Calibri" w:cs="Calibri"/>
+                <w:sz w:val="22"/>
+                <w:szCs w:val="22"/>
+                <w:lang w:val="es-CL"/>
+              </w:rPr>
+              <w:t xml:space="preserve">cancha x1 </w:t>
+            </w:r>
+          </w:p>
+        </w:tc>
+      </w:tr>
+      <w:tr>
+        <w:trPr>
+          <w:trHeight w:val="315"/>
+        </w:trPr>
+        <w:tc>
+          <w:tcPr>
+            <w:tcW w:w="0" w:type="auto"/>
+            <w:tcBorders>
+              <w:top w:val="single" w:sz="6" w:space="0" w:color="CCCCCC"/>
+              <w:left w:val="single" w:sz="6" w:space="0" w:color="CCCCCC"/>
+              <w:bottom w:val="single" w:sz="6" w:space="0" w:color="CCCCCC"/>
+              <w:right w:val="single" w:sz="6" w:space="0" w:color="CCCCCC"/>
+            </w:tcBorders>
+            <w:tcMar>
+              <w:top w:w="0" w:type="dxa"/>
+              <w:left w:w="45" w:type="dxa"/>
+              <w:bottom w:w="0" w:type="dxa"/>
+              <w:right w:w="45" w:type="dxa"/>
+            </w:tcMar>
+            <w:vAlign w:val="bottom"/>
+            <w:hideMark/>
+          </w:tcPr>
+          <w:p>
+            <w:pPr>
+              <w:rPr>
+                <w:rFonts w:ascii="Calibri" w:eastAsia="Times New Roman" w:hAnsi="Calibri" w:cs="Calibri"/>
+                <w:sz w:val="22"/>
+                <w:szCs w:val="22"/>
+                <w:lang w:val="es-CL"/>
+              </w:rPr>
+            </w:pPr>
+            <w:proofErr w:type="spellStart"/>
+            <w:r>
+              <w:rPr>
+                <w:rFonts w:ascii="Calibri" w:eastAsia="Times New Roman" w:hAnsi="Calibri" w:cs="Calibri"/>
+                <w:sz w:val="22"/>
+                <w:szCs w:val="22"/>
+                <w:lang w:val="es-CL"/>
+              </w:rPr>
+              <w:t>Gallardo</w:t>
+            </w:r>
+            <w:proofErr w:type="spellEnd"/>
+          </w:p>
+        </w:tc>
+        <w:tc>
+          <w:tcPr>
+            <w:tcW w:w="0" w:type="auto"/>
+            <w:tcBorders>
+              <w:top w:val="single" w:sz="6" w:space="0" w:color="CCCCCC"/>
+              <w:left w:val="single" w:sz="6" w:space="0" w:color="CCCCCC"/>
+              <w:bottom w:val="single" w:sz="6" w:space="0" w:color="CCCCCC"/>
+              <w:right w:val="single" w:sz="6" w:space="0" w:color="CCCCCC"/>
+            </w:tcBorders>
+            <w:tcMar>
+              <w:top w:w="0" w:type="dxa"/>
+              <w:left w:w="45" w:type="dxa"/>
+              <w:bottom w:w="0" w:type="dxa"/>
+              <w:right w:w="45" w:type="dxa"/>
+            </w:tcMar>
+            <w:vAlign w:val="bottom"/>
+            <w:hideMark/>
+          </w:tcPr>
+          <w:p>
+            <w:pPr>
+              <w:jc w:val="right"/>
+              <w:rPr>
+                <w:rFonts w:ascii="Calibri" w:eastAsia="Times New Roman" w:hAnsi="Calibri" w:cs="Calibri"/>
+                <w:sz w:val="22"/>
+                <w:szCs w:val="22"/>
+                <w:lang w:val="es-CL"/>
+              </w:rPr>
+            </w:pPr>
+            <w:r>
+              <w:rPr>
+                <w:rFonts w:ascii="Calibri" w:eastAsia="Times New Roman" w:hAnsi="Calibri" w:cs="Calibri"/>
+                <w:sz w:val="22"/>
+                <w:szCs w:val="22"/>
+                <w:lang w:val="es-CL"/>
+              </w:rPr>
+              <w:t>6.000</w:t>
+            </w:r>
+          </w:p>
+        </w:tc>
+        <w:tc>
+          <w:tcPr>
+            <w:tcW w:w="0" w:type="auto"/>
+            <w:tcBorders>
+              <w:top w:val="single" w:sz="6" w:space="0" w:color="CCCCCC"/>
+              <w:left w:val="single" w:sz="6" w:space="0" w:color="CCCCCC"/>
+              <w:bottom w:val="single" w:sz="6" w:space="0" w:color="CCCCCC"/>
+              <w:right w:val="single" w:sz="6" w:space="0" w:color="CCCCCC"/>
+            </w:tcBorders>
+            <w:tcMar>
+              <w:top w:w="0" w:type="dxa"/>
+              <w:left w:w="45" w:type="dxa"/>
+              <w:bottom w:w="0" w:type="dxa"/>
+              <w:right w:w="45" w:type="dxa"/>
+            </w:tcMar>
+            <w:vAlign w:val="bottom"/>
+            <w:hideMark/>
+          </w:tcPr>
+          <w:p>
+            <w:pPr>
+              <w:rPr>
+                <w:rFonts w:ascii="Calibri" w:eastAsia="Times New Roman" w:hAnsi="Calibri" w:cs="Calibri"/>
+                <w:sz w:val="22"/>
+                <w:szCs w:val="22"/>
+                <w:lang w:val="es-CL"/>
+              </w:rPr>
+            </w:pPr>
+            <w:r>
+              <w:rPr>
+                <w:rFonts w:ascii="Calibri" w:eastAsia="Times New Roman" w:hAnsi="Calibri" w:cs="Calibri"/>
+                <w:sz w:val="22"/>
+                <w:szCs w:val="22"/>
+                <w:lang w:val="es-CL"/>
+              </w:rPr>
+              <w:t xml:space="preserve">Camp x2 </w:t>
+            </w:r>
+          </w:p>
+        </w:tc>
+      </w:tr>
+      <w:tr>
+        <w:trPr>
+          <w:trHeight w:val="315"/>
+        </w:trPr>
+        <w:tc>
+          <w:tcPr>
+            <w:tcW w:w="0" w:type="auto"/>
+            <w:tcBorders>
+              <w:top w:val="single" w:sz="6" w:space="0" w:color="CCCCCC"/>
+              <w:left w:val="single" w:sz="6" w:space="0" w:color="CCCCCC"/>
+              <w:bottom w:val="single" w:sz="6" w:space="0" w:color="CCCCCC"/>
+              <w:right w:val="single" w:sz="6" w:space="0" w:color="CCCCCC"/>
+            </w:tcBorders>
+            <w:tcMar>
+              <w:top w:w="0" w:type="dxa"/>
+              <w:left w:w="45" w:type="dxa"/>
+              <w:bottom w:w="0" w:type="dxa"/>
+              <w:right w:w="45" w:type="dxa"/>
+            </w:tcMar>
+            <w:vAlign w:val="bottom"/>
+            <w:hideMark/>
+          </w:tcPr>
+          <w:p>
+            <w:pPr>
+              <w:rPr>
+                <w:rFonts w:ascii="Calibri" w:eastAsia="Times New Roman" w:hAnsi="Calibri" w:cs="Calibri"/>
+                <w:sz w:val="22"/>
+                <w:szCs w:val="22"/>
+                <w:lang w:val="es-CL"/>
+              </w:rPr>
+            </w:pPr>
+            <w:r>
+              <w:rPr>
+                <w:rFonts w:ascii="Calibri" w:eastAsia="Times New Roman" w:hAnsi="Calibri" w:cs="Calibri"/>
+                <w:sz w:val="22"/>
+                <w:szCs w:val="22"/>
+                <w:lang w:val="es-CL"/>
+              </w:rPr>
+              <w:t xml:space="preserve">Dani </w:t>
+            </w:r>
+            <w:proofErr w:type="spellStart"/>
+            <w:r>
+              <w:rPr>
+                <w:rFonts w:ascii="Calibri" w:eastAsia="Times New Roman" w:hAnsi="Calibri" w:cs="Calibri"/>
+                <w:sz w:val="22"/>
+                <w:szCs w:val="22"/>
+                <w:lang w:val="es-CL"/>
+              </w:rPr>
+              <w:t>Ram</w:t>
+            </w:r>
+            <w:proofErr w:type="spellEnd"/>
+          </w:p>
+        </w:tc>
+        <w:tc>
+          <w:tcPr>
+            <w:tcW w:w="0" w:type="auto"/>
+            <w:tcBorders>
+              <w:top w:val="single" w:sz="6" w:space="0" w:color="CCCCCC"/>
+              <w:left w:val="single" w:sz="6" w:space="0" w:color="CCCCCC"/>
+              <w:bottom w:val="single" w:sz="6" w:space="0" w:color="CCCCCC"/>
+              <w:right w:val="single" w:sz="6" w:space="0" w:color="CCCCCC"/>
+            </w:tcBorders>
+            <w:tcMar>
+              <w:top w:w="0" w:type="dxa"/>
+              <w:left w:w="45" w:type="dxa"/>
+              <w:bottom w:w="0" w:type="dxa"/>
+              <w:right w:w="45" w:type="dxa"/>
+            </w:tcMar>
+            <w:vAlign w:val="bottom"/>
+            <w:hideMark/>
+          </w:tcPr>
+          <w:p>
+            <w:pPr>
+              <w:jc w:val="right"/>
+              <w:rPr>
+                <w:rFonts w:ascii="Calibri" w:eastAsia="Times New Roman" w:hAnsi="Calibri" w:cs="Calibri"/>
+                <w:sz w:val="22"/>
+                <w:szCs w:val="22"/>
+                <w:lang w:val="es-CL"/>
+              </w:rPr>
+            </w:pPr>
+            <w:r>
+              <w:rPr>
+                <w:rFonts w:ascii="Calibri" w:eastAsia="Times New Roman" w:hAnsi="Calibri" w:cs="Calibri"/>
+                <w:sz w:val="22"/>
+                <w:szCs w:val="22"/>
+                <w:lang w:val="es-CL"/>
+              </w:rPr>
+              <w:t>9.000</w:t>
+            </w:r>
+          </w:p>
+        </w:tc>
+        <w:tc>
+          <w:tcPr>
+            <w:tcW w:w="0" w:type="auto"/>
+            <w:tcBorders>
+              <w:top w:val="single" w:sz="6" w:space="0" w:color="CCCCCC"/>
+              <w:left w:val="single" w:sz="6" w:space="0" w:color="CCCCCC"/>
+              <w:bottom w:val="single" w:sz="6" w:space="0" w:color="CCCCCC"/>
+              <w:right w:val="single" w:sz="6" w:space="0" w:color="CCCCCC"/>
+            </w:tcBorders>
+            <w:tcMar>
+              <w:top w:w="0" w:type="dxa"/>
+              <w:left w:w="45" w:type="dxa"/>
+              <w:bottom w:w="0" w:type="dxa"/>
+              <w:right w:w="45" w:type="dxa"/>
+            </w:tcMar>
+            <w:vAlign w:val="bottom"/>
+            <w:hideMark/>
+          </w:tcPr>
+          <w:p>
+            <w:pPr>
+              <w:rPr>
+                <w:rFonts w:ascii="Calibri" w:eastAsia="Times New Roman" w:hAnsi="Calibri" w:cs="Calibri"/>
+                <w:sz w:val="22"/>
+                <w:szCs w:val="22"/>
+                <w:lang w:val="es-CL"/>
+              </w:rPr>
+            </w:pPr>
+            <w:r>
+              <w:rPr>
+                <w:rFonts w:ascii="Calibri" w:eastAsia="Times New Roman" w:hAnsi="Calibri" w:cs="Calibri"/>
+                <w:sz w:val="22"/>
+                <w:szCs w:val="22"/>
+                <w:lang w:val="es-CL"/>
+              </w:rPr>
+              <w:t xml:space="preserve">cancha x1 Camp x2 </w:t>
+            </w:r>
+          </w:p>
+        </w:tc>
+      </w:tr>
+      <w:tr>
+        <w:trPr>
+          <w:trHeight w:val="315"/>
+        </w:trPr>
+        <w:tc>
+          <w:tcPr>
+            <w:tcW w:w="0" w:type="auto"/>
+            <w:tcBorders>
+              <w:top w:val="single" w:sz="6" w:space="0" w:color="CCCCCC"/>
+              <w:left w:val="single" w:sz="6" w:space="0" w:color="CCCCCC"/>
+              <w:bottom w:val="single" w:sz="6" w:space="0" w:color="CCCCCC"/>
+              <w:right w:val="single" w:sz="6" w:space="0" w:color="CCCCCC"/>
+            </w:tcBorders>
+            <w:tcMar>
+              <w:top w:w="0" w:type="dxa"/>
+              <w:left w:w="45" w:type="dxa"/>
+              <w:bottom w:w="0" w:type="dxa"/>
+              <w:right w:w="45" w:type="dxa"/>
+            </w:tcMar>
+            <w:vAlign w:val="bottom"/>
+            <w:hideMark/>
+          </w:tcPr>
+          <w:p>
+            <w:pPr>
+              <w:rPr>
+                <w:rFonts w:ascii="Calibri" w:eastAsia="Times New Roman" w:hAnsi="Calibri" w:cs="Calibri"/>
+                <w:sz w:val="22"/>
+                <w:szCs w:val="22"/>
+                <w:lang w:val="es-CL"/>
+              </w:rPr>
+            </w:pPr>
+            <w:proofErr w:type="spellStart"/>
+            <w:r>
+              <w:rPr>
+                <w:rFonts w:ascii="Calibri" w:eastAsia="Times New Roman" w:hAnsi="Calibri" w:cs="Calibri"/>
+                <w:sz w:val="22"/>
+                <w:szCs w:val="22"/>
+                <w:lang w:val="es-CL"/>
+              </w:rPr>
+              <w:t>Jesus</w:t>
+            </w:r>
+            <w:proofErr w:type="spellEnd"/>
+          </w:p>
+        </w:tc>
+        <w:tc>
+          <w:tcPr>
+            <w:tcW w:w="0" w:type="auto"/>
+            <w:tcBorders>
+              <w:top w:val="single" w:sz="6" w:space="0" w:color="CCCCCC"/>
+              <w:left w:val="single" w:sz="6" w:space="0" w:color="CCCCCC"/>
+              <w:bottom w:val="single" w:sz="6" w:space="0" w:color="CCCCCC"/>
+              <w:right w:val="single" w:sz="6" w:space="0" w:color="CCCCCC"/>
+            </w:tcBorders>
+            <w:tcMar>
+              <w:top w:w="0" w:type="dxa"/>
+              <w:left w:w="45" w:type="dxa"/>
+              <w:bottom w:w="0" w:type="dxa"/>
+              <w:right w:w="45" w:type="dxa"/>
+            </w:tcMar>
+            <w:vAlign w:val="bottom"/>
+            <w:hideMark/>
+          </w:tcPr>
+          <w:p>
+            <w:pPr>
+              <w:jc w:val="right"/>
+              <w:rPr>
+                <w:rFonts w:ascii="Calibri" w:eastAsia="Times New Roman" w:hAnsi="Calibri" w:cs="Calibri"/>
+                <w:sz w:val="22"/>
+                <w:szCs w:val="22"/>
+                <w:lang w:val="es-CL"/>
+              </w:rPr>
+            </w:pPr>
+            <w:r>
+              <w:rPr>
+                <w:rFonts w:ascii="Calibri" w:eastAsia="Times New Roman" w:hAnsi="Calibri" w:cs="Calibri"/>
+                <w:sz w:val="22"/>
+                <w:szCs w:val="22"/>
+                <w:lang w:val="es-CL"/>
+              </w:rPr>
+              <w:t>9.000</w:t>
+            </w:r>
+          </w:p>
+        </w:tc>
+        <w:tc>
+          <w:tcPr>
+            <w:tcW w:w="0" w:type="auto"/>
+            <w:tcBorders>
+              <w:top w:val="single" w:sz="6" w:space="0" w:color="CCCCCC"/>
+              <w:left w:val="single" w:sz="6" w:space="0" w:color="CCCCCC"/>
+              <w:bottom w:val="single" w:sz="6" w:space="0" w:color="CCCCCC"/>
+              <w:right w:val="single" w:sz="6" w:space="0" w:color="CCCCCC"/>
+            </w:tcBorders>
+            <w:tcMar>
+              <w:top w:w="0" w:type="dxa"/>
+              <w:left w:w="45" w:type="dxa"/>
+              <w:bottom w:w="0" w:type="dxa"/>
+              <w:right w:w="45" w:type="dxa"/>
+            </w:tcMar>
+            <w:vAlign w:val="bottom"/>
+            <w:hideMark/>
+          </w:tcPr>
+          <w:p>
+            <w:pPr>
+              <w:rPr>
+                <w:rFonts w:ascii="Calibri" w:eastAsia="Times New Roman" w:hAnsi="Calibri" w:cs="Calibri"/>
+                <w:sz w:val="22"/>
+                <w:szCs w:val="22"/>
+                <w:lang w:val="es-CL"/>
+              </w:rPr>
+            </w:pPr>
+            <w:r>
+              <w:rPr>
+                <w:rFonts w:ascii="Calibri" w:eastAsia="Times New Roman" w:hAnsi="Calibri" w:cs="Calibri"/>
+                <w:sz w:val="22"/>
+                <w:szCs w:val="22"/>
+                <w:lang w:val="es-CL"/>
+              </w:rPr>
+              <w:t xml:space="preserve">cancha x1 Camp x2 </w:t>
+            </w:r>
+          </w:p>
+        </w:tc>
+      </w:tr>
+      <w:tr>
+        <w:trPr>
+          <w:trHeight w:val="315"/>
+        </w:trPr>
+        <w:tc>
+          <w:tcPr>
+            <w:tcW w:w="0" w:type="auto"/>
+            <w:tcBorders>
+              <w:top w:val="single" w:sz="6" w:space="0" w:color="CCCCCC"/>
+              <w:left w:val="single" w:sz="6" w:space="0" w:color="CCCCCC"/>
+              <w:bottom w:val="single" w:sz="6" w:space="0" w:color="CCCCCC"/>
+              <w:right w:val="single" w:sz="6" w:space="0" w:color="CCCCCC"/>
+            </w:tcBorders>
+            <w:tcMar>
+              <w:top w:w="0" w:type="dxa"/>
+              <w:left w:w="45" w:type="dxa"/>
+              <w:bottom w:w="0" w:type="dxa"/>
+              <w:right w:w="45" w:type="dxa"/>
+            </w:tcMar>
+            <w:vAlign w:val="bottom"/>
+            <w:hideMark/>
+          </w:tcPr>
+          <w:p>
+            <w:pPr>
+              <w:rPr>
+                <w:rFonts w:ascii="Calibri" w:eastAsia="Times New Roman" w:hAnsi="Calibri" w:cs="Calibri"/>
+                <w:sz w:val="22"/>
+                <w:szCs w:val="22"/>
+                <w:lang w:val="es-CL"/>
+              </w:rPr>
+            </w:pPr>
+            <w:r>
+              <w:rPr>
+                <w:rFonts w:ascii="Calibri" w:eastAsia="Times New Roman" w:hAnsi="Calibri" w:cs="Calibri"/>
+                <w:sz w:val="22"/>
+                <w:szCs w:val="22"/>
+                <w:lang w:val="es-CL"/>
+              </w:rPr>
+              <w:t>Diego C</w:t>
+            </w:r>
+          </w:p>
+        </w:tc>
+        <w:tc>
+          <w:tcPr>
+            <w:tcW w:w="0" w:type="auto"/>
+            <w:tcBorders>
+              <w:top w:val="single" w:sz="6" w:space="0" w:color="CCCCCC"/>
+              <w:left w:val="single" w:sz="6" w:space="0" w:color="CCCCCC"/>
+              <w:bottom w:val="single" w:sz="6" w:space="0" w:color="CCCCCC"/>
+              <w:right w:val="single" w:sz="6" w:space="0" w:color="CCCCCC"/>
+            </w:tcBorders>
+            <w:tcMar>
+              <w:top w:w="0" w:type="dxa"/>
+              <w:left w:w="45" w:type="dxa"/>
+              <w:bottom w:w="0" w:type="dxa"/>
+              <w:right w:w="45" w:type="dxa"/>
+            </w:tcMar>
+            <w:vAlign w:val="bottom"/>
+            <w:hideMark/>
+          </w:tcPr>
+          <w:p>
+            <w:pPr>
+              <w:jc w:val="right"/>
+              <w:rPr>
+                <w:rFonts w:ascii="Calibri" w:eastAsia="Times New Roman" w:hAnsi="Calibri" w:cs="Calibri"/>
+                <w:sz w:val="22"/>
+                <w:szCs w:val="22"/>
+                <w:lang w:val="es-CL"/>
+              </w:rPr>
+            </w:pPr>
+            <w:r>
+              <w:rPr>
+                <w:rFonts w:ascii="Calibri" w:eastAsia="Times New Roman" w:hAnsi="Calibri" w:cs="Calibri"/>
+                <w:sz w:val="22"/>
+                <w:szCs w:val="22"/>
+                <w:lang w:val="es-CL"/>
+              </w:rPr>
+              <w:t>5.000</w:t>
+            </w:r>
+          </w:p>
+        </w:tc>
+        <w:tc>
+          <w:tcPr>
+            <w:tcW w:w="0" w:type="auto"/>
+            <w:tcBorders>
+              <w:top w:val="single" w:sz="6" w:space="0" w:color="CCCCCC"/>
+              <w:left w:val="single" w:sz="6" w:space="0" w:color="CCCCCC"/>
+              <w:bottom w:val="single" w:sz="6" w:space="0" w:color="CCCCCC"/>
+              <w:right w:val="single" w:sz="6" w:space="0" w:color="CCCCCC"/>
+            </w:tcBorders>
+            <w:tcMar>
+              <w:top w:w="0" w:type="dxa"/>
+              <w:left w:w="45" w:type="dxa"/>
+              <w:bottom w:w="0" w:type="dxa"/>
+              <w:right w:w="45" w:type="dxa"/>
+            </w:tcMar>
+            <w:vAlign w:val="bottom"/>
+            <w:hideMark/>
+          </w:tcPr>
+          <w:p>
+            <w:pPr>
+              <w:rPr>
+                <w:rFonts w:ascii="Calibri" w:eastAsia="Times New Roman" w:hAnsi="Calibri" w:cs="Calibri"/>
+                <w:sz w:val="22"/>
+                <w:szCs w:val="22"/>
+                <w:lang w:val="es-CL"/>
+              </w:rPr>
+            </w:pPr>
+            <w:r>
+              <w:rPr>
+                <w:rFonts w:ascii="Calibri" w:eastAsia="Times New Roman" w:hAnsi="Calibri" w:cs="Calibri"/>
+                <w:sz w:val="22"/>
+                <w:szCs w:val="22"/>
+                <w:lang w:val="es-CL"/>
+              </w:rPr>
+              <w:t xml:space="preserve">Camp x1 </w:t>
+            </w:r>
+          </w:p>
+        </w:tc>
+      </w:tr>
+      <w:tr>
+        <w:trPr>
+          <w:trHeight w:val="315"/>
+        </w:trPr>
+        <w:tc>
+          <w:tcPr>
+            <w:tcW w:w="0" w:type="auto"/>
+            <w:tcBorders>
+              <w:top w:val="single" w:sz="6" w:space="0" w:color="CCCCCC"/>
+              <w:left w:val="single" w:sz="6" w:space="0" w:color="CCCCCC"/>
+              <w:bottom w:val="single" w:sz="6" w:space="0" w:color="CCCCCC"/>
+              <w:right w:val="single" w:sz="6" w:space="0" w:color="CCCCCC"/>
+            </w:tcBorders>
+            <w:tcMar>
+              <w:top w:w="0" w:type="dxa"/>
+              <w:left w:w="45" w:type="dxa"/>
+              <w:bottom w:w="0" w:type="dxa"/>
+              <w:right w:w="45" w:type="dxa"/>
+            </w:tcMar>
+            <w:vAlign w:val="bottom"/>
+            <w:hideMark/>
+          </w:tcPr>
+          <w:p>
+            <w:pPr>
+              <w:rPr>
+                <w:rFonts w:ascii="Calibri" w:eastAsia="Times New Roman" w:hAnsi="Calibri" w:cs="Calibri"/>
+                <w:sz w:val="22"/>
+                <w:szCs w:val="22"/>
+                <w:lang w:val="es-CL"/>
+              </w:rPr>
+            </w:pPr>
+            <w:proofErr w:type="spellStart"/>
+            <w:r>
+              <w:rPr>
+                <w:rFonts w:ascii="Calibri" w:eastAsia="Times New Roman" w:hAnsi="Calibri" w:cs="Calibri"/>
+                <w:sz w:val="22"/>
+                <w:szCs w:val="22"/>
+                <w:lang w:val="es-CL"/>
+              </w:rPr>
+              <w:t>Andres</w:t>
+            </w:r>
+            <w:proofErr w:type="spellEnd"/>
+          </w:p>
+        </w:tc>
+        <w:tc>
+          <w:tcPr>
+            <w:tcW w:w="0" w:type="auto"/>
+            <w:tcBorders>
+              <w:top w:val="single" w:sz="6" w:space="0" w:color="CCCCCC"/>
+              <w:left w:val="single" w:sz="6" w:space="0" w:color="CCCCCC"/>
+              <w:bottom w:val="single" w:sz="6" w:space="0" w:color="CCCCCC"/>
+              <w:right w:val="single" w:sz="6" w:space="0" w:color="CCCCCC"/>
+            </w:tcBorders>
+            <w:tcMar>
+              <w:top w:w="0" w:type="dxa"/>
+              <w:left w:w="45" w:type="dxa"/>
+              <w:bottom w:w="0" w:type="dxa"/>
+              <w:right w:w="45" w:type="dxa"/>
+            </w:tcMar>
+            <w:vAlign w:val="bottom"/>
+            <w:hideMark/>
+          </w:tcPr>
+          <w:p>
+            <w:pPr>
+              <w:jc w:val="right"/>
+              <w:rPr>
+                <w:rFonts w:ascii="Calibri" w:eastAsia="Times New Roman" w:hAnsi="Calibri" w:cs="Calibri"/>
+                <w:sz w:val="22"/>
+                <w:szCs w:val="22"/>
+                <w:lang w:val="es-CL"/>
+              </w:rPr>
+            </w:pPr>
+            <w:r>
+              <w:rPr>
+                <w:rFonts w:ascii="Calibri" w:eastAsia="Times New Roman" w:hAnsi="Calibri" w:cs="Calibri"/>
+                <w:sz w:val="22"/>
+                <w:szCs w:val="22"/>
+                <w:lang w:val="es-CL"/>
+              </w:rPr>
+              <w:t>13.000</w:t>
+            </w:r>
+          </w:p>
+        </w:tc>
+        <w:tc>
+          <w:tcPr>
+            <w:tcW w:w="0" w:type="auto"/>
+            <w:tcBorders>
+              <w:top w:val="single" w:sz="6" w:space="0" w:color="CCCCCC"/>
+              <w:left w:val="single" w:sz="6" w:space="0" w:color="CCCCCC"/>
+              <w:bottom w:val="single" w:sz="6" w:space="0" w:color="CCCCCC"/>
+              <w:right w:val="single" w:sz="6" w:space="0" w:color="CCCCCC"/>
+            </w:tcBorders>
+            <w:tcMar>
+              <w:top w:w="0" w:type="dxa"/>
+              <w:left w:w="45" w:type="dxa"/>
+              <w:bottom w:w="0" w:type="dxa"/>
+              <w:right w:w="45" w:type="dxa"/>
+            </w:tcMar>
+            <w:vAlign w:val="bottom"/>
+            <w:hideMark/>
+          </w:tcPr>
+          <w:p>
+            <w:pPr>
+              <w:rPr>
+                <w:rFonts w:ascii="Calibri" w:eastAsia="Times New Roman" w:hAnsi="Calibri" w:cs="Calibri"/>
+                <w:sz w:val="22"/>
+                <w:szCs w:val="22"/>
+                <w:lang w:val="es-CL"/>
+              </w:rPr>
+            </w:pPr>
+            <w:r>
+              <w:rPr>
+                <w:rFonts w:ascii="Calibri" w:eastAsia="Times New Roman" w:hAnsi="Calibri" w:cs="Calibri"/>
+                <w:sz w:val="22"/>
+                <w:szCs w:val="22"/>
+                <w:lang w:val="es-CL"/>
+              </w:rPr>
+              <w:t>Camp x1 campeonato</w:t>
+            </w:r>
+          </w:p>
+        </w:tc>
+      </w:tr>
+      <w:tr>
+        <w:trPr>
+          <w:trHeight w:val="315"/>
+        </w:trPr>
+        <w:tc>
+          <w:tcPr>
+            <w:tcW w:w="0" w:type="auto"/>
+            <w:tcBorders>
+              <w:top w:val="single" w:sz="6" w:space="0" w:color="CCCCCC"/>
+              <w:left w:val="single" w:sz="6" w:space="0" w:color="CCCCCC"/>
+              <w:bottom w:val="single" w:sz="6" w:space="0" w:color="CCCCCC"/>
+              <w:right w:val="single" w:sz="6" w:space="0" w:color="CCCCCC"/>
+            </w:tcBorders>
+            <w:tcMar>
+              <w:top w:w="0" w:type="dxa"/>
+              <w:left w:w="45" w:type="dxa"/>
+              <w:bottom w:w="0" w:type="dxa"/>
+              <w:right w:w="45" w:type="dxa"/>
+            </w:tcMar>
+            <w:vAlign w:val="bottom"/>
+            <w:hideMark/>
+          </w:tcPr>
+          <w:p>
+            <w:pPr>
+              <w:rPr>
+                <w:rFonts w:ascii="Calibri" w:eastAsia="Times New Roman" w:hAnsi="Calibri" w:cs="Calibri"/>
+                <w:sz w:val="22"/>
+                <w:szCs w:val="22"/>
+                <w:lang w:val="es-CL"/>
+              </w:rPr>
+            </w:pPr>
+            <w:proofErr w:type="spellStart"/>
+            <w:r>
+              <w:rPr>
+                <w:rFonts w:ascii="Calibri" w:eastAsia="Times New Roman" w:hAnsi="Calibri" w:cs="Calibri"/>
+                <w:sz w:val="22"/>
+                <w:szCs w:val="22"/>
+                <w:lang w:val="es-CL"/>
+              </w:rPr>
+              <w:t>Jesus</w:t>
+            </w:r>
+            <w:proofErr w:type="spellEnd"/>
+            <w:r>
+              <w:rPr>
+                <w:rFonts w:ascii="Calibri" w:eastAsia="Times New Roman" w:hAnsi="Calibri" w:cs="Calibri"/>
+                <w:sz w:val="22"/>
+                <w:szCs w:val="22"/>
+                <w:lang w:val="es-CL"/>
+              </w:rPr>
+              <w:t xml:space="preserve"> V</w:t>
+            </w:r>
+          </w:p>
+        </w:tc>
+        <w:tc>
+          <w:tcPr>
+            <w:tcW w:w="0" w:type="auto"/>
+            <w:tcBorders>
+              <w:top w:val="single" w:sz="6" w:space="0" w:color="CCCCCC"/>
+              <w:left w:val="single" w:sz="6" w:space="0" w:color="CCCCCC"/>
+              <w:bottom w:val="single" w:sz="6" w:space="0" w:color="CCCCCC"/>
+              <w:right w:val="single" w:sz="6" w:space="0" w:color="CCCCCC"/>
+            </w:tcBorders>
+            <w:tcMar>
+              <w:top w:w="0" w:type="dxa"/>
+              <w:left w:w="45" w:type="dxa"/>
+              <w:bottom w:w="0" w:type="dxa"/>
+              <w:right w:w="45" w:type="dxa"/>
+            </w:tcMar>
+            <w:vAlign w:val="bottom"/>
+            <w:hideMark/>
+          </w:tcPr>
+          <w:p>
+            <w:pPr>
+              <w:jc w:val="right"/>
+              <w:rPr>
+                <w:rFonts w:ascii="Calibri" w:eastAsia="Times New Roman" w:hAnsi="Calibri" w:cs="Calibri"/>
+                <w:sz w:val="22"/>
+                <w:szCs w:val="22"/>
+                <w:lang w:val="es-CL"/>
+              </w:rPr>
+            </w:pPr>
+            <w:r>
+              <w:rPr>
+                <w:rFonts w:ascii="Calibri" w:eastAsia="Times New Roman" w:hAnsi="Calibri" w:cs="Calibri"/>
+                <w:sz w:val="22"/>
+                <w:szCs w:val="22"/>
+                <w:lang w:val="es-CL"/>
+              </w:rPr>
+              <w:t>15.000</w:t>
+            </w:r>
+          </w:p>
+        </w:tc>
+        <w:tc>
+          <w:tcPr>
+            <w:tcW w:w="0" w:type="auto"/>
+            <w:tcBorders>
+              <w:top w:val="single" w:sz="6" w:space="0" w:color="CCCCCC"/>
+              <w:left w:val="single" w:sz="6" w:space="0" w:color="CCCCCC"/>
+              <w:bottom w:val="single" w:sz="6" w:space="0" w:color="CCCCCC"/>
+              <w:right w:val="single" w:sz="6" w:space="0" w:color="CCCCCC"/>
+            </w:tcBorders>
+            <w:tcMar>
+              <w:top w:w="0" w:type="dxa"/>
+              <w:left w:w="45" w:type="dxa"/>
+              <w:bottom w:w="0" w:type="dxa"/>
+              <w:right w:w="45" w:type="dxa"/>
+            </w:tcMar>
+            <w:vAlign w:val="bottom"/>
+            <w:hideMark/>
+          </w:tcPr>
+          <w:p>
+            <w:pPr>
+              <w:rPr>
+                <w:rFonts w:ascii="Calibri" w:eastAsia="Times New Roman" w:hAnsi="Calibri" w:cs="Calibri"/>
+                <w:sz w:val="22"/>
+                <w:szCs w:val="22"/>
+                <w:lang w:val="es-CL"/>
+              </w:rPr>
+            </w:pPr>
+            <w:r>
+              <w:rPr>
+                <w:rFonts w:ascii="Calibri" w:eastAsia="Times New Roman" w:hAnsi="Calibri" w:cs="Calibri"/>
+                <w:sz w:val="22"/>
+                <w:szCs w:val="22"/>
+                <w:lang w:val="es-CL"/>
+              </w:rPr>
+              <w:t xml:space="preserve">Camp x5 </w:t>
+            </w:r>
+          </w:p>
+        </w:tc>
+      </w:tr>
+      <w:tr>
+        <w:trPr>
+          <w:trHeight w:val="315"/>
+        </w:trPr>
+        <w:tc>
+          <w:tcPr>
+            <w:tcW w:w="0" w:type="auto"/>
+            <w:tcBorders>
+              <w:top w:val="single" w:sz="6" w:space="0" w:color="CCCCCC"/>
+              <w:left w:val="single" w:sz="6" w:space="0" w:color="CCCCCC"/>
+              <w:bottom w:val="single" w:sz="6" w:space="0" w:color="CCCCCC"/>
+              <w:right w:val="single" w:sz="6" w:space="0" w:color="CCCCCC"/>
+            </w:tcBorders>
+            <w:tcMar>
+              <w:top w:w="0" w:type="dxa"/>
+              <w:left w:w="45" w:type="dxa"/>
+              <w:bottom w:w="0" w:type="dxa"/>
+              <w:right w:w="45" w:type="dxa"/>
+            </w:tcMar>
+            <w:vAlign w:val="bottom"/>
+            <w:hideMark/>
+          </w:tcPr>
+          <w:p>
+            <w:pPr>
+              <w:rPr>
+                <w:rFonts w:ascii="Calibri" w:eastAsia="Times New Roman" w:hAnsi="Calibri" w:cs="Calibri"/>
+                <w:sz w:val="22"/>
+                <w:szCs w:val="22"/>
+                <w:lang w:val="es-CL"/>
+              </w:rPr>
+            </w:pPr>
+            <w:proofErr w:type="spellStart"/>
+            <w:r>
+              <w:rPr>
+                <w:rFonts w:ascii="Calibri" w:eastAsia="Times New Roman" w:hAnsi="Calibri" w:cs="Calibri"/>
+                <w:sz w:val="22"/>
+                <w:szCs w:val="22"/>
+                <w:lang w:val="es-CL"/>
+              </w:rPr>
+              <w:t>Chocolo</w:t>
+            </w:r>
+            <w:proofErr w:type="spellEnd"/>
+          </w:p>
+        </w:tc>
+        <w:tc>
+          <w:tcPr>
+            <w:tcW w:w="0" w:type="auto"/>
+            <w:tcBorders>
+              <w:top w:val="single" w:sz="6" w:space="0" w:color="CCCCCC"/>
+              <w:left w:val="single" w:sz="6" w:space="0" w:color="CCCCCC"/>
+              <w:bottom w:val="single" w:sz="6" w:space="0" w:color="CCCCCC"/>
+              <w:right w:val="single" w:sz="6" w:space="0" w:color="CCCCCC"/>
+            </w:tcBorders>
+            <w:tcMar>
+              <w:top w:w="0" w:type="dxa"/>
+              <w:left w:w="45" w:type="dxa"/>
+              <w:bottom w:w="0" w:type="dxa"/>
+              <w:right w:w="45" w:type="dxa"/>
+            </w:tcMar>
+            <w:vAlign w:val="bottom"/>
+            <w:hideMark/>
+          </w:tcPr>
+          <w:p>
+            <w:pPr>
+              <w:jc w:val="right"/>
+              <w:rPr>
+                <w:rFonts w:ascii="Calibri" w:eastAsia="Times New Roman" w:hAnsi="Calibri" w:cs="Calibri"/>
+                <w:sz w:val="22"/>
+                <w:szCs w:val="22"/>
+                <w:lang w:val="es-CL"/>
+              </w:rPr>
+            </w:pPr>
+            <w:r>
+              <w:rPr>
+                <w:rFonts w:ascii="Calibri" w:eastAsia="Times New Roman" w:hAnsi="Calibri" w:cs="Calibri"/>
+                <w:sz w:val="22"/>
+                <w:szCs w:val="22"/>
+                <w:lang w:val="es-CL"/>
+              </w:rPr>
+              <w:t>6.000</w:t>
+            </w:r>
+          </w:p>
+        </w:tc>
+        <w:tc>
+          <w:tcPr>
+            <w:tcW w:w="0" w:type="auto"/>
+            <w:tcBorders>
+              <w:top w:val="single" w:sz="6" w:space="0" w:color="CCCCCC"/>
+              <w:left w:val="single" w:sz="6" w:space="0" w:color="CCCCCC"/>
+              <w:bottom w:val="single" w:sz="6" w:space="0" w:color="CCCCCC"/>
+              <w:right w:val="single" w:sz="6" w:space="0" w:color="CCCCCC"/>
+            </w:tcBorders>
+            <w:tcMar>
+              <w:top w:w="0" w:type="dxa"/>
+              <w:left w:w="45" w:type="dxa"/>
+              <w:bottom w:w="0" w:type="dxa"/>
+              <w:right w:w="45" w:type="dxa"/>
+            </w:tcMar>
+            <w:vAlign w:val="bottom"/>
+            <w:hideMark/>
+          </w:tcPr>
+          <w:p>
+            <w:pPr>
+              <w:rPr>
+                <w:rFonts w:ascii="Calibri" w:eastAsia="Times New Roman" w:hAnsi="Calibri" w:cs="Calibri"/>
+                <w:sz w:val="22"/>
+                <w:szCs w:val="22"/>
+                <w:lang w:val="es-CL"/>
+              </w:rPr>
+            </w:pPr>
+            <w:r>
+              <w:rPr>
+                <w:rFonts w:ascii="Calibri" w:eastAsia="Times New Roman" w:hAnsi="Calibri" w:cs="Calibri"/>
+                <w:sz w:val="22"/>
+                <w:szCs w:val="22"/>
+                <w:lang w:val="es-CL"/>
+              </w:rPr>
+              <w:t xml:space="preserve">Camp x2 </w:t>
+            </w:r>
+          </w:p>
+        </w:tc>
+      </w:tr>
+      <w:tr>
+        <w:trPr>
+          <w:trHeight w:val="315"/>
+        </w:trPr>
+        <w:tc>
+          <w:tcPr>
+            <w:tcW w:w="0" w:type="auto"/>
+            <w:tcBorders>
+              <w:top w:val="single" w:sz="6" w:space="0" w:color="CCCCCC"/>
+              <w:left w:val="single" w:sz="6" w:space="0" w:color="CCCCCC"/>
+              <w:bottom w:val="single" w:sz="6" w:space="0" w:color="CCCCCC"/>
+              <w:right w:val="single" w:sz="6" w:space="0" w:color="CCCCCC"/>
+            </w:tcBorders>
+            <w:tcMar>
+              <w:top w:w="0" w:type="dxa"/>
+              <w:left w:w="45" w:type="dxa"/>
+              <w:bottom w:w="0" w:type="dxa"/>
+              <w:right w:w="45" w:type="dxa"/>
+            </w:tcMar>
+            <w:vAlign w:val="bottom"/>
+            <w:hideMark/>
+          </w:tcPr>
+          <w:p>
+            <w:pPr>
+              <w:rPr>
+                <w:rFonts w:ascii="Calibri" w:eastAsia="Times New Roman" w:hAnsi="Calibri" w:cs="Calibri"/>
+                <w:sz w:val="22"/>
+                <w:szCs w:val="22"/>
+                <w:lang w:val="es-CL"/>
+              </w:rPr>
+            </w:pPr>
+            <w:r>
+              <w:rPr>
+                <w:rFonts w:ascii="Calibri" w:eastAsia="Times New Roman" w:hAnsi="Calibri" w:cs="Calibri"/>
+                <w:sz w:val="22"/>
+                <w:szCs w:val="22"/>
+                <w:lang w:val="es-CL"/>
+              </w:rPr>
+              <w:t>Felipe</w:t>
+            </w:r>
+          </w:p>
+        </w:tc>
+        <w:tc>
+          <w:tcPr>
+            <w:tcW w:w="0" w:type="auto"/>
+            <w:tcBorders>
+              <w:top w:val="single" w:sz="6" w:space="0" w:color="CCCCCC"/>
+              <w:left w:val="single" w:sz="6" w:space="0" w:color="CCCCCC"/>
+              <w:bottom w:val="single" w:sz="6" w:space="0" w:color="CCCCCC"/>
+              <w:right w:val="single" w:sz="6" w:space="0" w:color="CCCCCC"/>
+            </w:tcBorders>
+            <w:tcMar>
+              <w:top w:w="0" w:type="dxa"/>
+              <w:left w:w="45" w:type="dxa"/>
+              <w:bottom w:w="0" w:type="dxa"/>
+              <w:right w:w="45" w:type="dxa"/>
+            </w:tcMar>
+            <w:vAlign w:val="bottom"/>
+            <w:hideMark/>
+          </w:tcPr>
+          <w:p>
+            <w:pPr>
+              <w:jc w:val="right"/>
+              <w:rPr>
+                <w:rFonts w:ascii="Calibri" w:eastAsia="Times New Roman" w:hAnsi="Calibri" w:cs="Calibri"/>
+                <w:sz w:val="22"/>
+                <w:szCs w:val="22"/>
+                <w:lang w:val="es-CL"/>
+              </w:rPr>
+            </w:pPr>
+            <w:r>
+              <w:rPr>
+                <w:rFonts w:ascii="Calibri" w:eastAsia="Times New Roman" w:hAnsi="Calibri" w:cs="Calibri"/>
+                <w:sz w:val="22"/>
+                <w:szCs w:val="22"/>
+                <w:lang w:val="es-CL"/>
+              </w:rPr>
+              <w:t>6.000</w:t>
+            </w:r>
+          </w:p>
+        </w:tc>
+        <w:tc>
+          <w:tcPr>
+            <w:tcW w:w="0" w:type="auto"/>
+            <w:tcBorders>
+              <w:top w:val="single" w:sz="6" w:space="0" w:color="CCCCCC"/>
+              <w:left w:val="single" w:sz="6" w:space="0" w:color="CCCCCC"/>
+              <w:bottom w:val="single" w:sz="6" w:space="0" w:color="CCCCCC"/>
+              <w:right w:val="single" w:sz="6" w:space="0" w:color="CCCCCC"/>
+            </w:tcBorders>
+            <w:tcMar>
+              <w:top w:w="0" w:type="dxa"/>
+              <w:left w:w="45" w:type="dxa"/>
+              <w:bottom w:w="0" w:type="dxa"/>
+              <w:right w:w="45" w:type="dxa"/>
+            </w:tcMar>
+            <w:vAlign w:val="bottom"/>
+            <w:hideMark/>
+          </w:tcPr>
+          <w:p>
+            <w:pPr>
+              <w:rPr>
+                <w:rFonts w:ascii="Calibri" w:eastAsia="Times New Roman" w:hAnsi="Calibri" w:cs="Calibri"/>
+                <w:sz w:val="22"/>
+                <w:szCs w:val="22"/>
+                <w:lang w:val="es-CL"/>
+              </w:rPr>
+            </w:pPr>
+            <w:r>
+              <w:rPr>
+                <w:rFonts w:ascii="Calibri" w:eastAsia="Times New Roman" w:hAnsi="Calibri" w:cs="Calibri"/>
+                <w:sz w:val="22"/>
+                <w:szCs w:val="22"/>
+                <w:lang w:val="es-CL"/>
+              </w:rPr>
+              <w:t xml:space="preserve">Camp x2 </w:t>
+            </w:r>
+          </w:p>
+        </w:tc>
+      </w:tr>
+      <w:tr>
+        <w:trPr>
+          <w:trHeight w:val="315"/>
+        </w:trPr>
+        <w:tc>
+          <w:tcPr>
+            <w:tcW w:w="0" w:type="auto"/>
+            <w:tcBorders>
+              <w:top w:val="single" w:sz="6" w:space="0" w:color="CCCCCC"/>
+              <w:left w:val="single" w:sz="6" w:space="0" w:color="CCCCCC"/>
+              <w:bottom w:val="single" w:sz="6" w:space="0" w:color="CCCCCC"/>
+              <w:right w:val="single" w:sz="6" w:space="0" w:color="CCCCCC"/>
+            </w:tcBorders>
+            <w:tcMar>
+              <w:top w:w="0" w:type="dxa"/>
+              <w:left w:w="45" w:type="dxa"/>
+              <w:bottom w:w="0" w:type="dxa"/>
+              <w:right w:w="45" w:type="dxa"/>
+            </w:tcMar>
+            <w:vAlign w:val="bottom"/>
+            <w:hideMark/>
+          </w:tcPr>
+          <w:p>
+            <w:pPr>
+              <w:rPr>
+                <w:rFonts w:ascii="Calibri" w:eastAsia="Times New Roman" w:hAnsi="Calibri" w:cs="Calibri"/>
+                <w:sz w:val="22"/>
+                <w:szCs w:val="22"/>
+                <w:lang w:val="es-CL"/>
+              </w:rPr>
+            </w:pPr>
+            <w:r>
+              <w:rPr>
+                <w:rFonts w:ascii="Calibri" w:eastAsia="Times New Roman" w:hAnsi="Calibri" w:cs="Calibri"/>
+                <w:sz w:val="22"/>
+                <w:szCs w:val="22"/>
+                <w:lang w:val="es-CL"/>
+              </w:rPr>
+              <w:t>Jona</w:t>
+            </w:r>
+          </w:p>
+        </w:tc>
+        <w:tc>
+          <w:tcPr>
+            <w:tcW w:w="0" w:type="auto"/>
+            <w:tcBorders>
+              <w:top w:val="single" w:sz="6" w:space="0" w:color="CCCCCC"/>
+              <w:left w:val="single" w:sz="6" w:space="0" w:color="CCCCCC"/>
+              <w:bottom w:val="single" w:sz="6" w:space="0" w:color="CCCCCC"/>
+              <w:right w:val="single" w:sz="6" w:space="0" w:color="CCCCCC"/>
+            </w:tcBorders>
+            <w:tcMar>
+              <w:top w:w="0" w:type="dxa"/>
+              <w:left w:w="45" w:type="dxa"/>
+              <w:bottom w:w="0" w:type="dxa"/>
+              <w:right w:w="45" w:type="dxa"/>
+            </w:tcMar>
+            <w:vAlign w:val="bottom"/>
+            <w:hideMark/>
+          </w:tcPr>
+          <w:p>
+            <w:pPr>
+              <w:jc w:val="right"/>
+              <w:rPr>
+                <w:rFonts w:ascii="Calibri" w:eastAsia="Times New Roman" w:hAnsi="Calibri" w:cs="Calibri"/>
+                <w:sz w:val="22"/>
+                <w:szCs w:val="22"/>
+                <w:lang w:val="es-CL"/>
+              </w:rPr>
+            </w:pPr>
+            <w:r>
+              <w:rPr>
+                <w:rFonts w:ascii="Calibri" w:eastAsia="Times New Roman" w:hAnsi="Calibri" w:cs="Calibri"/>
+                <w:sz w:val="22"/>
+                <w:szCs w:val="22"/>
+                <w:lang w:val="es-CL"/>
+              </w:rPr>
+              <w:t>3.000</w:t>
+            </w:r>
+          </w:p>
+        </w:tc>
+        <w:tc>
+          <w:tcPr>
+            <w:tcW w:w="0" w:type="auto"/>
+            <w:tcBorders>
+              <w:top w:val="single" w:sz="6" w:space="0" w:color="CCCCCC"/>
+              <w:left w:val="single" w:sz="6" w:space="0" w:color="CCCCCC"/>
+              <w:bottom w:val="single" w:sz="6" w:space="0" w:color="CCCCCC"/>
+              <w:right w:val="single" w:sz="6" w:space="0" w:color="CCCCCC"/>
+            </w:tcBorders>
+            <w:tcMar>
+              <w:top w:w="0" w:type="dxa"/>
+              <w:left w:w="45" w:type="dxa"/>
+              <w:bottom w:w="0" w:type="dxa"/>
+              <w:right w:w="45" w:type="dxa"/>
+            </w:tcMar>
+            <w:vAlign w:val="bottom"/>
+            <w:hideMark/>
+          </w:tcPr>
+          <w:p>
+            <w:pPr>
+              <w:rPr>
+                <w:rFonts w:ascii="Calibri" w:eastAsia="Times New Roman" w:hAnsi="Calibri" w:cs="Calibri"/>
+                <w:sz w:val="22"/>
+                <w:szCs w:val="22"/>
+                <w:lang w:val="es-CL"/>
+              </w:rPr>
+            </w:pPr>
+            <w:r>
+              <w:rPr>
+                <w:rFonts w:ascii="Calibri" w:eastAsia="Times New Roman" w:hAnsi="Calibri" w:cs="Calibri"/>
+                <w:sz w:val="22"/>
+                <w:szCs w:val="22"/>
+                <w:lang w:val="es-CL"/>
+              </w:rPr>
+              <w:t xml:space="preserve">cancha x1 </w:t>
+            </w:r>
+          </w:p>
+        </w:tc>
+      </w:tr>
+    </w:tbl>
+    <w:p>
+      <w:pPr>
+        <w:ind w:right="-801"/>
+        <w:rPr>
+          <w:b/>
+          <w:bCs/>
+        </w:rPr>
+      </w:pPr>
+    </w:p>
     <w:p>
       <w:pPr>
         <w:ind w:left="-142" w:right="-801"/>
@@ -687,42 +2805,48 @@
         <w:rPr>
           <w:b/>
           <w:bCs/>
-        </w:rPr>
-        <w:drawing>
-          <wp:inline distT="0" distB="0" distL="0" distR="0" wp14:anchorId="45EB94E2" wp14:editId="6FBD2094">
-            <wp:extent cx="3415885" cy="2597285"/>
-            <wp:effectExtent l="0" t="0" r="635" b="0"/>
-            <wp:docPr id="416794328" name="Imagen 1"/>
-            <wp:cNvGraphicFramePr>
-              <a:graphicFrameLocks xmlns:a="http://schemas.openxmlformats.org/drawingml/2006/main" noChangeAspect="1"/>
-            </wp:cNvGraphicFramePr>
-            <a:graphic xmlns:a="http://schemas.openxmlformats.org/drawingml/2006/main">
-              <a:graphicData uri="http://schemas.openxmlformats.org/drawingml/2006/picture">
-                <pic:pic xmlns:pic="http://schemas.openxmlformats.org/drawingml/2006/picture">
-                  <pic:nvPicPr>
-                    <pic:cNvPr id="416794328" name=""/>
-                    <pic:cNvPicPr/>
-                  </pic:nvPicPr>
-                  <pic:blipFill>
-                    <a:blip r:embed="rId10"/>
-                    <a:stretch>
-                      <a:fillRect/>
-                    </a:stretch>
-                  </pic:blipFill>
-                  <pic:spPr>
-                    <a:xfrm>
-                      <a:off x="0" y="0"/>
-                      <a:ext cx="3429378" cy="2607544"/>
-                    </a:xfrm>
-                    <a:prstGeom prst="rect">
-                      <a:avLst/>
-                    </a:prstGeom>
-                  </pic:spPr>
-                </pic:pic>
-              </a:graphicData>
-            </a:graphic>
-          </wp:inline>
-        </w:drawing>
+          <w:highlight w:val="yellow"/>
+        </w:rPr>
+        <w:t>Total: $</w:t>
+      </w:r>
+      <w:r>
+        <w:rPr>
+          <w:b/>
+          <w:bCs/>
+          <w:highlight w:val="yellow"/>
+        </w:rPr>
+        <w:t>169</w:t>
+      </w:r>
+      <w:r>
+        <w:rPr>
+          <w:b/>
+          <w:bCs/>
+          <w:highlight w:val="yellow"/>
+        </w:rPr>
+        <w:t>.</w:t>
+      </w:r>
+      <w:r>
+        <w:rPr>
+          <w:b/>
+          <w:bCs/>
+          <w:highlight w:val="yellow"/>
+        </w:rPr>
+        <w:t>0</w:t>
+      </w:r>
+      <w:r>
+        <w:rPr>
+          <w:b/>
+          <w:bCs/>
+          <w:highlight w:val="yellow"/>
+        </w:rPr>
+        <w:t>00</w:t>
+      </w:r>
+      <w:r>
+        <w:rPr>
+          <w:b/>
+          <w:bCs/>
+        </w:rPr>
+        <w:t xml:space="preserve"> </w:t>
       </w:r>
     </w:p>
     <w:p>
@@ -733,171 +2857,56 @@
           <w:bCs/>
         </w:rPr>
       </w:pPr>
-      <w:r>
-        <w:rPr>
-          <w:b/>
-          <w:bCs/>
-          <w:highlight w:val="yellow"/>
-        </w:rPr>
-        <w:t>Total: $</w:t>
-      </w:r>
-      <w:r>
-        <w:rPr>
-          <w:b/>
-          <w:bCs/>
-          <w:highlight w:val="yellow"/>
-        </w:rPr>
-        <w:t>95.500</w:t>
-      </w:r>
-      <w:r>
-        <w:rPr>
-          <w:b/>
-          <w:bCs/>
-        </w:rPr>
-        <w:t xml:space="preserve"> </w:t>
-      </w:r>
-    </w:p>
-    <w:p>
-      <w:pPr>
-        <w:ind w:right="-801"/>
-        <w:rPr>
-          <w:b/>
-          <w:bCs/>
-        </w:rPr>
-      </w:pPr>
-    </w:p>
-    <w:p>
-      <w:pPr>
-        <w:ind w:left="-141" w:right="-801"/>
-        <w:rPr>
-          <w:b/>
-          <w:bCs/>
-          <w:sz w:val="26"/>
-          <w:szCs w:val="26"/>
-        </w:rPr>
-      </w:pPr>
-      <w:r>
-        <w:rPr>
-          <w:b/>
-          <w:bCs/>
-          <w:sz w:val="26"/>
-          <w:szCs w:val="26"/>
-        </w:rPr>
-        <w:t xml:space="preserve">Deudas </w:t>
-      </w:r>
-      <w:r>
-        <w:rPr>
-          <w:b/>
-          <w:bCs/>
-          <w:sz w:val="26"/>
-          <w:szCs w:val="26"/>
-        </w:rPr>
-        <w:t>campeonato actual</w:t>
-      </w:r>
-      <w:r>
-        <w:rPr>
-          <w:b/>
-          <w:bCs/>
-          <w:sz w:val="26"/>
-          <w:szCs w:val="26"/>
-        </w:rPr>
-        <w:t>:</w:t>
-      </w:r>
-    </w:p>
-    <w:p>
-      <w:pPr>
-        <w:ind w:left="-141" w:right="-801"/>
-        <w:rPr>
-          <w:b/>
-          <w:bCs/>
-          <w:sz w:val="26"/>
-          <w:szCs w:val="26"/>
-        </w:rPr>
-      </w:pPr>
-      <w:r>
-        <w:rPr>
-          <w:b/>
-          <w:bCs/>
-        </w:rPr>
-        <w:drawing>
-          <wp:inline distT="0" distB="0" distL="0" distR="0" wp14:anchorId="441E716B" wp14:editId="4153410C">
-            <wp:extent cx="1524811" cy="1284051"/>
-            <wp:effectExtent l="0" t="0" r="0" b="0"/>
-            <wp:docPr id="840822642" name="Imagen 1"/>
-            <wp:cNvGraphicFramePr>
-              <a:graphicFrameLocks xmlns:a="http://schemas.openxmlformats.org/drawingml/2006/main" noChangeAspect="1"/>
-            </wp:cNvGraphicFramePr>
-            <a:graphic xmlns:a="http://schemas.openxmlformats.org/drawingml/2006/main">
-              <a:graphicData uri="http://schemas.openxmlformats.org/drawingml/2006/picture">
-                <pic:pic xmlns:pic="http://schemas.openxmlformats.org/drawingml/2006/picture">
-                  <pic:nvPicPr>
-                    <pic:cNvPr id="840822642" name=""/>
-                    <pic:cNvPicPr/>
-                  </pic:nvPicPr>
-                  <pic:blipFill>
-                    <a:blip r:embed="rId11"/>
-                    <a:stretch>
-                      <a:fillRect/>
-                    </a:stretch>
-                  </pic:blipFill>
-                  <pic:spPr>
-                    <a:xfrm>
-                      <a:off x="0" y="0"/>
-                      <a:ext cx="1531722" cy="1289871"/>
-                    </a:xfrm>
-                    <a:prstGeom prst="rect">
-                      <a:avLst/>
-                    </a:prstGeom>
-                  </pic:spPr>
-                </pic:pic>
-              </a:graphicData>
-            </a:graphic>
-          </wp:inline>
-        </w:drawing>
-      </w:r>
-    </w:p>
-    <w:p>
-      <w:pPr>
-        <w:ind w:left="-141" w:right="-801"/>
-        <w:rPr>
-          <w:b/>
-          <w:bCs/>
-          <w:sz w:val="26"/>
-          <w:szCs w:val="26"/>
-        </w:rPr>
-      </w:pPr>
-      <w:r>
-        <w:rPr>
-          <w:b/>
-          <w:bCs/>
-          <w:highlight w:val="yellow"/>
-        </w:rPr>
-        <w:t xml:space="preserve">Total: $ </w:t>
-      </w:r>
-      <w:r>
-        <w:rPr>
-          <w:b/>
-          <w:bCs/>
-          <w:highlight w:val="yellow"/>
-        </w:rPr>
-        <w:t>115</w:t>
-      </w:r>
-      <w:r>
-        <w:rPr>
-          <w:b/>
-          <w:bCs/>
-          <w:highlight w:val="yellow"/>
-        </w:rPr>
-        <w:t>.000</w:t>
-      </w:r>
-    </w:p>
-    <w:p>
-      <w:pPr>
-        <w:ind w:right="-801"/>
-        <w:rPr>
-          <w:b/>
-          <w:bCs/>
-          <w:highlight w:val="yellow"/>
+    </w:p>
+    <w:p>
+      <w:pPr>
+        <w:ind w:left="-142" w:right="-801"/>
+        <w:rPr>
+          <w:b/>
+          <w:bCs/>
+          <w:color w:val="EE0000"/>
+        </w:rPr>
+      </w:pPr>
+      <w:r>
+        <w:rPr>
+          <w:b/>
+          <w:bCs/>
+          <w:color w:val="EE0000"/>
+        </w:rPr>
+        <w:t xml:space="preserve">Acá no está considerado los pagos de hoy 6 </w:t>
+      </w:r>
+      <w:r>
+        <w:rPr>
+          <w:b/>
+          <w:bCs/>
+          <w:color w:val="EE0000"/>
+        </w:rPr>
+        <w:t>j</w:t>
+      </w:r>
+      <w:r>
+        <w:rPr>
+          <w:b/>
+          <w:bCs/>
+          <w:color w:val="EE0000"/>
+        </w:rPr>
+        <w:t>ulio 2026 y cobros del jueves 2 julio</w:t>
+      </w:r>
+      <w:r>
+        <w:rPr>
+          <w:b/>
+          <w:bCs/>
+          <w:color w:val="EE0000"/>
+        </w:rPr>
+        <w:t>, por ser cierre a junio 2026.</w:t>
+      </w:r>
+    </w:p>
+    <w:p>
+      <w:pPr>
+        <w:ind w:left="-142" w:right="-801"/>
+        <w:rPr>
+          <w:b/>
+          <w:bCs/>
+          <w:color w:val="EE0000"/>
         </w:rPr>
       </w:pPr>
     </w:p>
@@ -941,8 +2950,285 @@
           <w:sz w:val="28"/>
           <w:szCs w:val="28"/>
         </w:rPr>
-        <w:t>Reembolsos por conceptos de arriendo de canchas, bebestible, comidas, etc.</w:t>
-      </w:r>
+        <w:t>Se deben r</w:t>
+      </w:r>
+      <w:r>
+        <w:rPr>
+          <w:b/>
+          <w:bCs/>
+          <w:color w:val="000000"/>
+          <w:sz w:val="28"/>
+          <w:szCs w:val="28"/>
+        </w:rPr>
+        <w:t xml:space="preserve">eembolsos por conceptos de arriendo de canchas, bebestible, comidas, </w:t>
+      </w:r>
+      <w:r>
+        <w:rPr>
+          <w:b/>
+          <w:bCs/>
+          <w:color w:val="000000"/>
+          <w:sz w:val="28"/>
+          <w:szCs w:val="28"/>
+        </w:rPr>
+        <w:t>pagos adelantados</w:t>
+      </w:r>
+      <w:r>
+        <w:rPr>
+          <w:b/>
+          <w:bCs/>
+          <w:color w:val="000000"/>
+          <w:sz w:val="28"/>
+          <w:szCs w:val="28"/>
+        </w:rPr>
+        <w:t>.</w:t>
+      </w:r>
+    </w:p>
+    <w:tbl>
+      <w:tblPr>
+        <w:tblW w:w="0" w:type="dxa"/>
+        <w:tblCellMar>
+          <w:left w:w="0" w:type="dxa"/>
+          <w:right w:w="0" w:type="dxa"/>
+        </w:tblCellMar>
+        <w:tblLook w:val="04A0" w:firstRow="1" w:lastRow="0" w:firstColumn="1" w:lastColumn="0" w:noHBand="0" w:noVBand="1"/>
+      </w:tblPr>
+      <w:tblGrid>
+        <w:gridCol w:w="1338"/>
+        <w:gridCol w:w="704"/>
+      </w:tblGrid>
+      <w:tr>
+        <w:trPr>
+          <w:trHeight w:val="315"/>
+        </w:trPr>
+        <w:tc>
+          <w:tcPr>
+            <w:tcW w:w="0" w:type="auto"/>
+            <w:tcBorders>
+              <w:top w:val="single" w:sz="6" w:space="0" w:color="CCCCCC"/>
+              <w:left w:val="single" w:sz="6" w:space="0" w:color="CCCCCC"/>
+              <w:bottom w:val="single" w:sz="6" w:space="0" w:color="CCCCCC"/>
+              <w:right w:val="single" w:sz="6" w:space="0" w:color="CCCCCC"/>
+            </w:tcBorders>
+            <w:tcMar>
+              <w:top w:w="0" w:type="dxa"/>
+              <w:left w:w="45" w:type="dxa"/>
+              <w:bottom w:w="0" w:type="dxa"/>
+              <w:right w:w="45" w:type="dxa"/>
+            </w:tcMar>
+            <w:vAlign w:val="bottom"/>
+            <w:hideMark/>
+          </w:tcPr>
+          <w:p>
+            <w:pPr>
+              <w:rPr>
+                <w:rFonts w:ascii="Calibri" w:eastAsia="Times New Roman" w:hAnsi="Calibri" w:cs="Calibri"/>
+                <w:sz w:val="22"/>
+                <w:szCs w:val="22"/>
+                <w:lang w:val="es-CL"/>
+              </w:rPr>
+            </w:pPr>
+            <w:r>
+              <w:rPr>
+                <w:rFonts w:ascii="Calibri" w:eastAsia="Times New Roman" w:hAnsi="Calibri" w:cs="Calibri"/>
+                <w:sz w:val="22"/>
+                <w:szCs w:val="22"/>
+                <w:lang w:val="es-CL"/>
+              </w:rPr>
+              <w:t>Seba Ruminot</w:t>
+            </w:r>
+          </w:p>
+        </w:tc>
+        <w:tc>
+          <w:tcPr>
+            <w:tcW w:w="0" w:type="auto"/>
+            <w:tcBorders>
+              <w:top w:val="single" w:sz="6" w:space="0" w:color="CCCCCC"/>
+              <w:left w:val="single" w:sz="6" w:space="0" w:color="CCCCCC"/>
+              <w:bottom w:val="single" w:sz="6" w:space="0" w:color="CCCCCC"/>
+              <w:right w:val="single" w:sz="6" w:space="0" w:color="CCCCCC"/>
+            </w:tcBorders>
+            <w:tcMar>
+              <w:top w:w="0" w:type="dxa"/>
+              <w:left w:w="45" w:type="dxa"/>
+              <w:bottom w:w="0" w:type="dxa"/>
+              <w:right w:w="45" w:type="dxa"/>
+            </w:tcMar>
+            <w:vAlign w:val="bottom"/>
+            <w:hideMark/>
+          </w:tcPr>
+          <w:p>
+            <w:pPr>
+              <w:jc w:val="right"/>
+              <w:rPr>
+                <w:rFonts w:ascii="Calibri" w:eastAsia="Times New Roman" w:hAnsi="Calibri" w:cs="Calibri"/>
+                <w:sz w:val="22"/>
+                <w:szCs w:val="22"/>
+                <w:lang w:val="es-CL"/>
+              </w:rPr>
+            </w:pPr>
+            <w:r>
+              <w:rPr>
+                <w:rFonts w:ascii="Calibri" w:eastAsia="Times New Roman" w:hAnsi="Calibri" w:cs="Calibri"/>
+                <w:sz w:val="22"/>
+                <w:szCs w:val="22"/>
+                <w:lang w:val="es-CL"/>
+              </w:rPr>
+              <w:t>12.000</w:t>
+            </w:r>
+          </w:p>
+        </w:tc>
+      </w:tr>
+      <w:tr>
+        <w:trPr>
+          <w:trHeight w:val="315"/>
+        </w:trPr>
+        <w:tc>
+          <w:tcPr>
+            <w:tcW w:w="0" w:type="auto"/>
+            <w:tcBorders>
+              <w:top w:val="single" w:sz="6" w:space="0" w:color="CCCCCC"/>
+              <w:left w:val="single" w:sz="6" w:space="0" w:color="CCCCCC"/>
+              <w:bottom w:val="single" w:sz="6" w:space="0" w:color="CCCCCC"/>
+              <w:right w:val="single" w:sz="6" w:space="0" w:color="CCCCCC"/>
+            </w:tcBorders>
+            <w:tcMar>
+              <w:top w:w="0" w:type="dxa"/>
+              <w:left w:w="45" w:type="dxa"/>
+              <w:bottom w:w="0" w:type="dxa"/>
+              <w:right w:w="45" w:type="dxa"/>
+            </w:tcMar>
+            <w:vAlign w:val="bottom"/>
+            <w:hideMark/>
+          </w:tcPr>
+          <w:p>
+            <w:pPr>
+              <w:rPr>
+                <w:rFonts w:ascii="Calibri" w:eastAsia="Times New Roman" w:hAnsi="Calibri" w:cs="Calibri"/>
+                <w:sz w:val="22"/>
+                <w:szCs w:val="22"/>
+                <w:lang w:val="es-CL"/>
+              </w:rPr>
+            </w:pPr>
+            <w:r>
+              <w:rPr>
+                <w:rFonts w:ascii="Calibri" w:eastAsia="Times New Roman" w:hAnsi="Calibri" w:cs="Calibri"/>
+                <w:sz w:val="22"/>
+                <w:szCs w:val="22"/>
+                <w:lang w:val="es-CL"/>
+              </w:rPr>
+              <w:t>Daniel Moya</w:t>
+            </w:r>
+          </w:p>
+        </w:tc>
+        <w:tc>
+          <w:tcPr>
+            <w:tcW w:w="0" w:type="auto"/>
+            <w:tcBorders>
+              <w:top w:val="single" w:sz="6" w:space="0" w:color="CCCCCC"/>
+              <w:left w:val="single" w:sz="6" w:space="0" w:color="CCCCCC"/>
+              <w:bottom w:val="single" w:sz="6" w:space="0" w:color="CCCCCC"/>
+              <w:right w:val="single" w:sz="6" w:space="0" w:color="CCCCCC"/>
+            </w:tcBorders>
+            <w:tcMar>
+              <w:top w:w="0" w:type="dxa"/>
+              <w:left w:w="45" w:type="dxa"/>
+              <w:bottom w:w="0" w:type="dxa"/>
+              <w:right w:w="45" w:type="dxa"/>
+            </w:tcMar>
+            <w:vAlign w:val="bottom"/>
+            <w:hideMark/>
+          </w:tcPr>
+          <w:p>
+            <w:pPr>
+              <w:jc w:val="right"/>
+              <w:rPr>
+                <w:rFonts w:ascii="Calibri" w:eastAsia="Times New Roman" w:hAnsi="Calibri" w:cs="Calibri"/>
+                <w:sz w:val="22"/>
+                <w:szCs w:val="22"/>
+                <w:lang w:val="es-CL"/>
+              </w:rPr>
+            </w:pPr>
+            <w:r>
+              <w:rPr>
+                <w:rFonts w:ascii="Calibri" w:eastAsia="Times New Roman" w:hAnsi="Calibri" w:cs="Calibri"/>
+                <w:sz w:val="22"/>
+                <w:szCs w:val="22"/>
+                <w:lang w:val="es-CL"/>
+              </w:rPr>
+              <w:t>23.500</w:t>
+            </w:r>
+          </w:p>
+        </w:tc>
+      </w:tr>
+    </w:tbl>
+    <w:p>
+      <w:pPr>
+        <w:ind w:left="-207" w:right="-801"/>
+        <w:rPr>
+          <w:b/>
+          <w:bCs/>
+        </w:rPr>
+      </w:pPr>
+    </w:p>
+    <w:p>
+      <w:pPr>
+        <w:ind w:left="-207" w:right="-801"/>
+        <w:rPr>
+          <w:b/>
+          <w:bCs/>
+          <w:highlight w:val="yellow"/>
+        </w:rPr>
+      </w:pPr>
+      <w:r>
+        <w:rPr>
+          <w:b/>
+          <w:bCs/>
+          <w:highlight w:val="yellow"/>
+        </w:rPr>
+        <w:t xml:space="preserve">Total: $ </w:t>
+      </w:r>
+      <w:r>
+        <w:rPr>
+          <w:b/>
+          <w:bCs/>
+          <w:highlight w:val="yellow"/>
+        </w:rPr>
+        <w:t>35</w:t>
+      </w:r>
+      <w:r>
+        <w:rPr>
+          <w:b/>
+          <w:bCs/>
+          <w:highlight w:val="yellow"/>
+        </w:rPr>
+        <w:t>.</w:t>
+      </w:r>
+      <w:r>
+        <w:rPr>
+          <w:b/>
+          <w:bCs/>
+          <w:highlight w:val="yellow"/>
+        </w:rPr>
+        <w:t>5</w:t>
+      </w:r>
+      <w:r>
+        <w:rPr>
+          <w:b/>
+          <w:bCs/>
+          <w:highlight w:val="yellow"/>
+        </w:rPr>
+        <w:t>00</w:t>
+      </w:r>
+    </w:p>
+    <w:p>
+      <w:pPr>
+        <w:ind w:left="-207" w:right="-801"/>
+        <w:rPr>
+          <w:b/>
+          <w:bCs/>
+          <w:highlight w:val="yellow"/>
+        </w:rPr>
+      </w:pPr>
     </w:p>
     <w:p>
       <w:pPr>
@@ -959,50 +3245,16 @@
           <w:bCs/>
         </w:rPr>
       </w:pPr>
-      <w:r>
-        <w:rPr>
-          <w:b/>
-          <w:bCs/>
-        </w:rPr>
-        <w:drawing>
-          <wp:inline distT="0" distB="0" distL="0" distR="0" wp14:anchorId="6CD015EC" wp14:editId="05E5E76A">
-            <wp:extent cx="4953000" cy="596900"/>
-            <wp:effectExtent l="0" t="0" r="0" b="0"/>
-            <wp:docPr id="1407863067" name="Imagen 1"/>
-            <wp:cNvGraphicFramePr>
-              <a:graphicFrameLocks xmlns:a="http://schemas.openxmlformats.org/drawingml/2006/main" noChangeAspect="1"/>
-            </wp:cNvGraphicFramePr>
-            <a:graphic xmlns:a="http://schemas.openxmlformats.org/drawingml/2006/main">
-              <a:graphicData uri="http://schemas.openxmlformats.org/drawingml/2006/picture">
-                <pic:pic xmlns:pic="http://schemas.openxmlformats.org/drawingml/2006/picture">
-                  <pic:nvPicPr>
-                    <pic:cNvPr id="1407863067" name=""/>
-                    <pic:cNvPicPr/>
-                  </pic:nvPicPr>
-                  <pic:blipFill>
-                    <a:blip r:embed="rId12"/>
-                    <a:stretch>
-                      <a:fillRect/>
-                    </a:stretch>
-                  </pic:blipFill>
-                  <pic:spPr>
-                    <a:xfrm>
-                      <a:off x="0" y="0"/>
-                      <a:ext cx="4953000" cy="596900"/>
-                    </a:xfrm>
-                    <a:prstGeom prst="rect">
-                      <a:avLst/>
-                    </a:prstGeom>
-                  </pic:spPr>
-                </pic:pic>
-              </a:graphicData>
-            </a:graphic>
-          </wp:inline>
-        </w:drawing>
-      </w:r>
-    </w:p>
-    <w:p>
-      <w:pPr>
+    </w:p>
+    <w:p>
+      <w:pPr>
+        <w:pBdr>
+          <w:top w:val="nil"/>
+          <w:left w:val="nil"/>
+          <w:bottom w:val="nil"/>
+          <w:right w:val="nil"/>
+          <w:between w:val="nil"/>
+        </w:pBdr>
         <w:ind w:left="-207" w:right="-801"/>
         <w:rPr>
           <w:b/>
@@ -1012,61 +3264,17 @@
     </w:p>
     <w:p>
       <w:pPr>
+        <w:pBdr>
+          <w:top w:val="nil"/>
+          <w:left w:val="nil"/>
+          <w:bottom w:val="nil"/>
+          <w:right w:val="nil"/>
+          <w:between w:val="nil"/>
+        </w:pBdr>
         <w:ind w:left="-207" w:right="-801"/>
         <w:rPr>
           <w:b/>
           <w:bCs/>
-          <w:highlight w:val="yellow"/>
-        </w:rPr>
-      </w:pPr>
-      <w:r>
-        <w:rPr>
-          <w:b/>
-          <w:bCs/>
-          <w:highlight w:val="yellow"/>
-        </w:rPr>
-        <w:t xml:space="preserve">Total: $ </w:t>
-      </w:r>
-      <w:r>
-        <w:rPr>
-          <w:b/>
-          <w:bCs/>
-          <w:highlight w:val="yellow"/>
-        </w:rPr>
-        <w:t>47</w:t>
-      </w:r>
-      <w:r>
-        <w:rPr>
-          <w:b/>
-          <w:bCs/>
-          <w:highlight w:val="yellow"/>
-        </w:rPr>
-        <w:t>.</w:t>
-      </w:r>
-      <w:r>
-        <w:rPr>
-          <w:b/>
-          <w:bCs/>
-          <w:highlight w:val="yellow"/>
-        </w:rPr>
-        <w:t>0</w:t>
-      </w:r>
-      <w:r>
-        <w:rPr>
-          <w:b/>
-          <w:bCs/>
-          <w:highlight w:val="yellow"/>
-        </w:rPr>
-        <w:t>00</w:t>
-      </w:r>
-    </w:p>
-    <w:p>
-      <w:pPr>
-        <w:ind w:left="-207" w:right="-801"/>
-        <w:rPr>
-          <w:b/>
-          <w:bCs/>
-          <w:highlight w:val="yellow"/>
         </w:rPr>
       </w:pPr>
     </w:p>
@@ -1146,7 +3354,6 @@
           <w:sz w:val="28"/>
           <w:szCs w:val="28"/>
         </w:rPr>
-        <w:lastRenderedPageBreak/>
         <w:t>Cuenta banco Mercado Pago</w:t>
       </w:r>
     </w:p>
@@ -1240,7 +3447,7 @@
           <w:szCs w:val="22"/>
           <w:highlight w:val="yellow"/>
         </w:rPr>
-        <w:t>2</w:t>
+        <w:t>1.495</w:t>
       </w:r>
       <w:r>
         <w:rPr>
@@ -1251,16 +3458,6 @@
           <w:highlight w:val="yellow"/>
         </w:rPr>
         <w:t>.</w:t>
-      </w:r>
-      <w:r>
-        <w:rPr>
-          <w:b/>
-          <w:bCs/>
-          <w:sz w:val="22"/>
-          <w:szCs w:val="22"/>
-          <w:highlight w:val="yellow"/>
-        </w:rPr>
-        <w:t>736</w:t>
       </w:r>
     </w:p>
     <w:p>
@@ -1304,10 +3501,10 @@
           <w:bCs/>
         </w:rPr>
         <w:drawing>
-          <wp:inline distT="0" distB="0" distL="0" distR="0" wp14:anchorId="067FDFED" wp14:editId="069D9641">
-            <wp:extent cx="3229583" cy="2549171"/>
-            <wp:effectExtent l="0" t="0" r="0" b="3810"/>
-            <wp:docPr id="1275970294" name="Imagen 1"/>
+          <wp:inline distT="0" distB="0" distL="0" distR="0" wp14:anchorId="57AD8246" wp14:editId="4B59A984">
+            <wp:extent cx="4114800" cy="3239043"/>
+            <wp:effectExtent l="0" t="0" r="0" b="0"/>
+            <wp:docPr id="116725146" name="Imagen 1"/>
             <wp:cNvGraphicFramePr>
               <a:graphicFrameLocks xmlns:a="http://schemas.openxmlformats.org/drawingml/2006/main" noChangeAspect="1"/>
             </wp:cNvGraphicFramePr>
@@ -1315,11 +3512,11 @@
               <a:graphicData uri="http://schemas.openxmlformats.org/drawingml/2006/picture">
                 <pic:pic xmlns:pic="http://schemas.openxmlformats.org/drawingml/2006/picture">
                   <pic:nvPicPr>
-                    <pic:cNvPr id="1275970294" name=""/>
+                    <pic:cNvPr id="116725146" name=""/>
                     <pic:cNvPicPr/>
                   </pic:nvPicPr>
                   <pic:blipFill>
-                    <a:blip r:embed="rId13"/>
+                    <a:blip r:embed="rId10"/>
                     <a:stretch>
                       <a:fillRect/>
                     </a:stretch>
@@ -1327,7 +3524,7 @@
                   <pic:spPr>
                     <a:xfrm>
                       <a:off x="0" y="0"/>
-                      <a:ext cx="3258069" cy="2571656"/>
+                      <a:ext cx="4126940" cy="3248600"/>
                     </a:xfrm>
                     <a:prstGeom prst="rect">
                       <a:avLst/>
@@ -1350,6 +3547,7 @@
           <w:between w:val="nil"/>
         </w:pBdr>
         <w:ind w:left="-207" w:right="-801"/>
+        <w:jc w:val="center"/>
         <w:rPr>
           <w:b/>
           <w:bCs/>
@@ -1367,6 +3565,7 @@
           <w:between w:val="nil"/>
         </w:pBdr>
         <w:ind w:left="-207" w:right="-801"/>
+        <w:jc w:val="center"/>
         <w:rPr>
           <w:b/>
           <w:bCs/>
@@ -1374,8 +3573,92 @@
         </w:rPr>
       </w:pPr>
     </w:p>
+    <w:p>
+      <w:pPr>
+        <w:pBdr>
+          <w:top w:val="nil"/>
+          <w:left w:val="nil"/>
+          <w:bottom w:val="nil"/>
+          <w:right w:val="nil"/>
+          <w:between w:val="nil"/>
+        </w:pBdr>
+        <w:ind w:left="-207" w:right="-801"/>
+        <w:jc w:val="center"/>
+        <w:rPr>
+          <w:b/>
+          <w:bCs/>
+          <w:sz w:val="32"/>
+          <w:szCs w:val="32"/>
+          <w:highlight w:val="yellow"/>
+        </w:rPr>
+      </w:pPr>
+      <w:r>
+        <w:rPr>
+          <w:b/>
+          <w:bCs/>
+          <w:sz w:val="32"/>
+          <w:szCs w:val="32"/>
+          <w:highlight w:val="yellow"/>
+        </w:rPr>
+        <w:t xml:space="preserve">La diferencia de fondos </w:t>
+      </w:r>
+      <w:r>
+        <w:rPr>
+          <w:b/>
+          <w:bCs/>
+          <w:sz w:val="32"/>
+          <w:szCs w:val="32"/>
+          <w:highlight w:val="yellow"/>
+        </w:rPr>
+        <w:t xml:space="preserve">(punto 1), </w:t>
+      </w:r>
+      <w:r>
+        <w:rPr>
+          <w:b/>
+          <w:bCs/>
+          <w:sz w:val="32"/>
+          <w:szCs w:val="32"/>
+          <w:highlight w:val="yellow"/>
+        </w:rPr>
+        <w:t>es porque esto es al cierre de junio, no contempla los pagos y deudas de julio.</w:t>
+      </w:r>
+    </w:p>
+    <w:p>
+      <w:pPr>
+        <w:pBdr>
+          <w:top w:val="nil"/>
+          <w:left w:val="nil"/>
+          <w:bottom w:val="nil"/>
+          <w:right w:val="nil"/>
+          <w:between w:val="nil"/>
+        </w:pBdr>
+        <w:ind w:left="-207" w:right="-801"/>
+        <w:rPr>
+          <w:b/>
+          <w:bCs/>
+          <w:highlight w:val="yellow"/>
+        </w:rPr>
+      </w:pPr>
+    </w:p>
+    <w:p>
+      <w:pPr>
+        <w:pBdr>
+          <w:top w:val="nil"/>
+          <w:left w:val="nil"/>
+          <w:bottom w:val="nil"/>
+          <w:right w:val="nil"/>
+          <w:between w:val="nil"/>
+        </w:pBdr>
+        <w:ind w:left="-207" w:right="-801"/>
+        <w:rPr>
+          <w:b/>
+          <w:bCs/>
+          <w:highlight w:val="yellow"/>
+        </w:rPr>
+      </w:pPr>
+    </w:p>
     <w:sectPr>
-      <w:headerReference w:type="default" r:id="rId14"/>
+      <w:headerReference w:type="default" r:id="rId11"/>
       <w:pgSz w:w="12240" w:h="15840"/>
       <w:pgMar w:top="1417" w:right="1701" w:bottom="1417" w:left="1701" w:header="567" w:footer="170" w:gutter="0"/>
       <w:pgNumType w:start="1"/>
@@ -1444,9 +3727,6 @@
         <w:color w:val="000000"/>
       </w:rPr>
     </w:pPr>
-    <w:r>
-      <w:t>3</w:t>
-    </w:r>
     <w:r>
       <w:rPr>
         <w:noProof/>
@@ -1497,19 +3777,8 @@
       </w:drawing>
     </w:r>
     <w:r>
-      <w:t>1</w:t>
+      <w:t>06 Julio</w:t>
     </w:r>
-    <w:r>
-      <w:rPr>
-        <w:color w:val="000000"/>
-      </w:rPr>
-      <w:t xml:space="preserve"> </w:t>
-    </w:r>
-    <w:proofErr w:type="gramStart"/>
-    <w:r>
-      <w:t>Marzo</w:t>
-    </w:r>
-    <w:proofErr w:type="gramEnd"/>
     <w:r>
       <w:t xml:space="preserve"> 2026</w:t>
     </w:r>
